--- a/Day22-FunctionFilters.docx
+++ b/Day22-FunctionFilters.docx
@@ -1,1192 +1,2794 @@
 
 <file path=word/document.xml><?xml version="1.0" encoding="utf-8"?>
-<w:document xmlns:wpc="http://schemas.microsoft.com/office/word/2010/wordprocessingCanvas" xmlns:cx="http://schemas.microsoft.com/office/drawing/2014/chartex" xmlns:cx1="http://schemas.microsoft.com/office/drawing/2015/9/8/chartex" xmlns:cx2="http://schemas.microsoft.com/office/drawing/2015/10/21/chartex" xmlns:cx3="http://schemas.microsoft.com/office/drawing/2016/5/9/chartex" xmlns:cx4="http://schemas.microsoft.com/office/drawing/2016/5/10/chartex" xmlns:cx5="http://schemas.microsoft.com/office/drawing/2016/5/11/chartex" xmlns:cx6="http://schemas.microsoft.com/office/drawing/2016/5/12/chartex" xmlns:cx7="http://schemas.microsoft.com/office/drawing/2016/5/13/chartex" xmlns:cx8="http://schemas.microsoft.com/office/drawing/2016/5/14/chartex" xmlns:mc="http://schemas.openxmlformats.org/markup-compatibility/2006" xmlns:aink="http://schemas.microsoft.com/office/drawing/2016/ink" xmlns:am3d="http://schemas.microsoft.com/office/drawing/2017/model3d" xmlns:o="urn:schemas-microsoft-com:office:office" xmlns:oel="http://schemas.microsoft.com/office/2019/extlst" xmlns:r="http://schemas.openxmlformats.org/officeDocument/2006/relationships" xmlns:m="http://schemas.openxmlformats.org/officeDocument/2006/math" xmlns:v="urn:schemas-microsoft-com:vml" xmlns:wp14="http://schemas.microsoft.com/office/word/2010/wordprocessingDrawing" xmlns:wp="http://schemas.openxmlformats.org/drawingml/2006/wordprocessingDrawing" xmlns:w10="urn:schemas-microsoft-com:office:word" xmlns:w="http://schemas.openxmlformats.org/wordprocessingml/2006/main" xmlns:w14="http://schemas.microsoft.com/office/word/2010/wordml" xmlns:w15="http://schemas.microsoft.com/office/word/2012/wordml" xmlns:w16cex="http://schemas.microsoft.com/office/word/2018/wordml/cex" xmlns:w16cid="http://schemas.microsoft.com/office/word/2016/wordml/cid" xmlns:w16="http://schemas.microsoft.com/office/word/2018/wordml" xmlns:w16du="http://schemas.microsoft.com/office/word/2023/wordml/word16du" xmlns:w16sdtdh="http://schemas.microsoft.com/office/word/2020/wordml/sdtdatahash" xmlns:w16sdtfl="http://schemas.microsoft.com/office/word/2024/wordml/sdtformatlock" xmlns:w16se="http://schemas.microsoft.com/office/word/2015/wordml/symex" xmlns:wpg="http://schemas.microsoft.com/office/word/2010/wordprocessingGroup" xmlns:wpi="http://schemas.microsoft.com/office/word/2010/wordprocessingInk" xmlns:wne="http://schemas.microsoft.com/office/word/2006/wordml" xmlns:wps="http://schemas.microsoft.com/office/word/2010/wordprocessingShape" mc:Ignorable="w14 w15 w16se w16cid w16 w16cex w16sdtdh w16sdtfl w16du wp14">
+<w:document xmlns:wpc="http://schemas.microsoft.com/office/word/2010/wordprocessingCanvas" xmlns:cx="http://schemas.microsoft.com/office/drawing/2014/chartex" xmlns:cx1="http://schemas.microsoft.com/office/drawing/2015/9/8/chartex" xmlns:cx2="http://schemas.microsoft.com/office/drawing/2015/10/21/chartex" xmlns:cx3="http://schemas.microsoft.com/office/drawing/2016/5/9/chartex" xmlns:cx4="http://schemas.microsoft.com/office/drawing/2016/5/10/chartex" xmlns:cx5="http://schemas.microsoft.com/office/drawing/2016/5/11/chartex" xmlns:cx6="http://schemas.microsoft.com/office/drawing/2016/5/12/chartex" xmlns:cx7="http://schemas.microsoft.com/office/drawing/2016/5/13/chartex" xmlns:cx8="http://schemas.microsoft.com/office/drawing/2016/5/14/chartex" xmlns:mc="http://schemas.openxmlformats.org/markup-compatibility/2006" xmlns:aink="http://schemas.microsoft.com/office/drawing/2016/ink" xmlns:am3d="http://schemas.microsoft.com/office/drawing/2017/model3d" xmlns:o="urn:schemas-microsoft-com:office:office" xmlns:oel="http://schemas.microsoft.com/office/2019/extlst" xmlns:r="http://schemas.openxmlformats.org/officeDocument/2006/relationships" xmlns:m="http://schemas.openxmlformats.org/officeDocument/2006/math" xmlns:v="urn:schemas-microsoft-com:vml" xmlns:wp14="http://schemas.microsoft.com/office/word/2010/wordprocessingDrawing" xmlns:wp="http://schemas.openxmlformats.org/drawingml/2006/wordprocessingDrawing" xmlns:w10="urn:schemas-microsoft-com:office:word" xmlns:w="http://schemas.openxmlformats.org/wordprocessingml/2006/main" xmlns:w14="http://schemas.microsoft.com/office/word/2010/wordml" xmlns:w15="http://schemas.microsoft.com/office/word/2012/wordml" xmlns:w16cei="http://schemas.microsoft.com/office/word/2026/wordml/cei" xmlns:w16cex="http://schemas.microsoft.com/office/word/2018/wordml/cex" xmlns:w16cid="http://schemas.microsoft.com/office/word/2016/wordml/cid" xmlns:w16="http://schemas.microsoft.com/office/word/2018/wordml" xmlns:w16du="http://schemas.microsoft.com/office/word/2023/wordml/word16du" xmlns:w16sdtdh="http://schemas.microsoft.com/office/word/2020/wordml/sdtdatahash" xmlns:w16sdtfl="http://schemas.microsoft.com/office/word/2024/wordml/sdtformatlock" xmlns:w16se="http://schemas.microsoft.com/office/word/2015/wordml/symex" xmlns:wpg="http://schemas.microsoft.com/office/word/2010/wordprocessingGroup" xmlns:wpi="http://schemas.microsoft.com/office/word/2010/wordprocessingInk" xmlns:wne="http://schemas.microsoft.com/office/word/2006/wordml" xmlns:wps="http://schemas.microsoft.com/office/word/2010/wordprocessingShape" mc:Ignorable="w14 w15 w16se w16cid w16 w16cex w16sdtdh w16sdtfl w16du wp14">
   <w:body>
     <w:p>
       <w:pPr>
-        <w:rPr>
-          <w:b/>
-          <w:bCs/>
-        </w:rPr>
-      </w:pPr>
-      <w:r>
-        <w:rPr>
-          <w:b/>
-          <w:bCs/>
-        </w:rPr>
-        <w:br/>
+        <w:pStyle w:val="Heading1"/>
+      </w:pPr>
+      <w:r>
         <w:t>Day 22: Prompt and Function Filters (Middleware for AI)</w:t>
       </w:r>
     </w:p>
-    <w:p>
-      <w:pPr>
-        <w:rPr>
-          <w:b/>
-          <w:bCs/>
-        </w:rPr>
-      </w:pPr>
-      <w:r>
-        <w:rPr>
-          <w:b/>
-          <w:bCs/>
-        </w:rPr>
-        <w:t>Project Overview</w:t>
-      </w:r>
-    </w:p>
-    <w:p>
-      <w:r>
-        <w:t>In Day 22, we dive into </w:t>
-      </w:r>
-      <w:r>
-        <w:rPr>
-          <w:b/>
-          <w:bCs/>
-        </w:rPr>
-        <w:t>Semantic Kernel Filters</w:t>
-      </w:r>
-      <w:r>
-        <w:t>. If you have experience with ASP.NET Core, you can think of filters as "Middleware" for your AI. Filters allow you to intercept operations at critical points in the lifecycle: just before a prompt goes to the LLM, and just before/after a C# plugin function executes.</w:t>
-      </w:r>
-    </w:p>
-    <w:p>
-      <w:r>
-        <w:t>This is essential for production applications. You can use filters to mask Personally Identifiable Information (PII) before it leaves your servers, audit exactly how long tool calls take, or implement granular security gates to prevent an LLM from calling sensitive functions.</w:t>
-      </w:r>
-    </w:p>
-    <w:p>
-      <w:pPr>
-        <w:rPr>
-          <w:b/>
-          <w:bCs/>
-        </w:rPr>
-      </w:pPr>
-      <w:r>
-        <w:rPr>
-          <w:b/>
-          <w:bCs/>
-        </w:rPr>
-        <w:t>Setup</w:t>
-      </w:r>
-    </w:p>
-    <w:p>
-      <w:pPr>
+    <w:p/>
+    <w:p>
+      <w:pPr>
+        <w:pStyle w:val="Heading2"/>
+      </w:pPr>
+      <w:r>
+        <w:t>1. Project Overview</w:t>
+      </w:r>
+    </w:p>
+    <w:p>
+      <w:r>
+        <w:t>This project runs a single scripted request — "look up the current balance for customer ID CUST-778" — through a kernel wired with two cross-cutting filters: a prompt-render filter that logs every prompt right before it is sent to Gemini, and a function-invocation filter that times and audits every plugin call. The lesson exists to teach Semantic Kernel's filter pipeline, which behaves like ASP.NET Core middleware for AI calls: `IPromptRenderFilter` and `IFunctionInvocationFilter` let you observe, log, or even veto operations at two specific points in the request lifecycle — without adding a single line of logging code to the plugin itself.</w:t>
+      </w:r>
+    </w:p>
+    <w:p/>
+    <w:p>
+      <w:pPr>
+        <w:pStyle w:val="Heading2"/>
+      </w:pPr>
+      <w:r>
+        <w:t>2. Prerequisites &amp; Setup</w:t>
+      </w:r>
+    </w:p>
+    <w:p>
+      <w:pPr>
+        <w:pStyle w:val="ListParagraph"/>
         <w:numPr>
           <w:ilvl w:val="0"/>
-          <w:numId w:val="1"/>
+          <w:numId w:val="4"/>
         </w:numPr>
-      </w:pPr>
-      <w:r>
-        <w:rPr>
-          <w:b/>
-          <w:bCs/>
-        </w:rPr>
-        <w:t>Project Name:</w:t>
-      </w:r>
-      <w:r>
-        <w:t> Day22Filters</w:t>
-      </w:r>
-    </w:p>
-    <w:p>
-      <w:pPr>
+        <w:ind w:left="1080"/>
+      </w:pPr>
+      <w:r>
+        <w:t>Environment: .NET 10 SDK installed.</w:t>
+      </w:r>
+    </w:p>
+    <w:p>
+      <w:pPr>
+        <w:pStyle w:val="ListParagraph"/>
         <w:numPr>
           <w:ilvl w:val="0"/>
-          <w:numId w:val="1"/>
+          <w:numId w:val="4"/>
         </w:numPr>
-      </w:pPr>
-      <w:r>
-        <w:rPr>
-          <w:b/>
-          <w:bCs/>
-        </w:rPr>
-        <w:t>NuGet Packages:</w:t>
-      </w:r>
-    </w:p>
-    <w:p>
-      <w:r>
-        <w:t>codeBash</w:t>
-      </w:r>
-    </w:p>
-    <w:p>
-      <w:r>
-        <w:t>dotnet add package Microsoft.SemanticKernel</w:t>
-      </w:r>
-    </w:p>
-    <w:p>
-      <w:r>
-        <w:t>dotnet add package Microsoft.SemanticKernel.Connectors.Google</w:t>
-      </w:r>
-    </w:p>
-    <w:p>
-      <w:r>
-        <w:t>dotnet add package Microsoft.Extensions.DependencyInjection</w:t>
-      </w:r>
-    </w:p>
-    <w:p>
-      <w:pPr>
+        <w:ind w:left="1080"/>
+      </w:pPr>
+      <w:r>
+        <w:t>Project Type: C# Console Application (dotnet new console).</w:t>
+      </w:r>
+    </w:p>
+    <w:p>
+      <w:pPr>
+        <w:pStyle w:val="ListParagraph"/>
         <w:numPr>
           <w:ilvl w:val="0"/>
-          <w:numId w:val="1"/>
+          <w:numId w:val="4"/>
         </w:numPr>
-      </w:pPr>
-      <w:r>
-        <w:rPr>
-          <w:b/>
-          <w:bCs/>
-        </w:rPr>
-        <w:t>Environment Variable:</w:t>
-      </w:r>
-      <w:r>
-        <w:t> Ensure GEMINI_API_KEY is set.</w:t>
-      </w:r>
-    </w:p>
-    <w:p>
-      <w:pPr>
-        <w:rPr>
-          <w:b/>
-          <w:bCs/>
-        </w:rPr>
-      </w:pPr>
-      <w:r>
-        <w:rPr>
-          <w:b/>
-          <w:bCs/>
-        </w:rPr>
-        <w:t>Core Concepts</w:t>
-      </w:r>
-    </w:p>
-    <w:p>
-      <w:pPr>
+        <w:ind w:left="1080"/>
+      </w:pPr>
+      <w:r>
+        <w:t>NuGet Packages required:</w:t>
+      </w:r>
+    </w:p>
+    <w:p>
+      <w:r>
+        <w:t xml:space="preserve">  - Microsoft.Extensions.DependencyInjection (Version 10.0.9)</w:t>
+      </w:r>
+    </w:p>
+    <w:p>
+      <w:r>
+        <w:t xml:space="preserve">  - Microsoft.SemanticKernel (Version 1.78.0)</w:t>
+      </w:r>
+    </w:p>
+    <w:p>
+      <w:r>
+        <w:t xml:space="preserve">  - Microsoft.SemanticKernel.Connectors.Google (Version 1.78.0-alpha)</w:t>
+      </w:r>
+    </w:p>
+    <w:p>
+      <w:pPr>
+        <w:pStyle w:val="ListParagraph"/>
         <w:numPr>
           <w:ilvl w:val="0"/>
-          <w:numId w:val="2"/>
+          <w:numId w:val="5"/>
         </w:numPr>
-      </w:pPr>
-      <w:r>
-        <w:rPr>
-          <w:b/>
-          <w:bCs/>
-        </w:rPr>
-        <w:t>IPromptRenderFilter:</w:t>
-      </w:r>
-      <w:r>
-        <w:t> Intercepts the generated string prompt just before it travels over the network to Google Gemini. Perfect for logging and PII redaction.</w:t>
-      </w:r>
-    </w:p>
-    <w:p>
-      <w:pPr>
+        <w:ind w:left="1080"/>
+      </w:pPr>
+      <w:r>
+        <w:t>API Key: A Google Gemini API key.</w:t>
+      </w:r>
+    </w:p>
+    <w:p>
+      <w:pPr>
+        <w:pStyle w:val="ListParagraph"/>
         <w:numPr>
           <w:ilvl w:val="0"/>
-          <w:numId w:val="2"/>
+          <w:numId w:val="5"/>
         </w:numPr>
-      </w:pPr>
-      <w:r>
-        <w:rPr>
-          <w:b/>
-          <w:bCs/>
-        </w:rPr>
-        <w:t>IFunctionInvocationFilter:</w:t>
-      </w:r>
-      <w:r>
-        <w:t> Intercepts the execution of your C# plugins. This allows you to track execution time, modify parameters, or even cancel the function call entirely if a security check fails.</w:t>
-      </w:r>
-    </w:p>
-    <w:p>
-      <w:pPr>
+        <w:ind w:left="1080"/>
+      </w:pPr>
+      <w:r>
+        <w:t>Note: The API key is read from the `GEMINI_API_KEY` environment variable; the program throws immediately at startup if it is not set. Filters must be registered on `builder.Services` (the DI container) *before* calling `builder.Build()` — registering them afterward has no effect.</w:t>
+      </w:r>
+    </w:p>
+    <w:p/>
+    <w:p>
+      <w:pPr>
+        <w:pStyle w:val="Heading2"/>
+      </w:pPr>
+      <w:r>
+        <w:t>3. Core Concepts Covered</w:t>
+      </w:r>
+    </w:p>
+    <w:p>
+      <w:pPr>
+        <w:pStyle w:val="ListParagraph"/>
         <w:numPr>
           <w:ilvl w:val="0"/>
-          <w:numId w:val="2"/>
+          <w:numId w:val="6"/>
         </w:numPr>
+        <w:ind w:left="1080"/>
       </w:pPr>
       <w:r>
         <w:rPr>
           <w:b/>
-          <w:bCs/>
-        </w:rPr>
-        <w:t>Dependency Injection (DI):</w:t>
-      </w:r>
-      <w:r>
-        <w:t> Filters are registered globally using the standard .NET IServiceCollection.</w:t>
-      </w:r>
-    </w:p>
-    <w:p>
-      <w:r>
-        <w:pict w14:anchorId="4AAC2238">
-          <v:rect id="_x0000_i1031" style="width:730.5pt;height:1.5pt" o:hrpct="0" o:hralign="center" o:hrstd="t" o:hr="t" fillcolor="#a0a0a0" stroked="f"/>
-        </w:pict>
-      </w:r>
-    </w:p>
-    <w:p>
-      <w:pPr>
-        <w:rPr>
-          <w:b/>
-          <w:bCs/>
-        </w:rPr>
-      </w:pPr>
-      <w:r>
-        <w:rPr>
-          <w:b/>
-          <w:bCs/>
-        </w:rPr>
-        <w:t>Complete C# Code</w:t>
-      </w:r>
-    </w:p>
-    <w:p>
+        </w:rPr>
+        <w:t>IPromptRenderFilter</w:t>
+      </w:r>
+      <w:r>
+        <w:t>: `PromptLoggingFilter` im</w:t>
+      </w:r>
       <w:r>
         <w:lastRenderedPageBreak/>
-        <w:t>We will split this project into four files: PromptLoggingFilter.cs, AuditFunctionFilter.cs, SecureDatabasePlugin.cs, and Program.cs.</w:t>
-      </w:r>
-    </w:p>
-    <w:p>
-      <w:r>
-        <w:rPr>
-          <w:b/>
-          <w:bCs/>
-        </w:rPr>
-        <w:t>File 1: PromptLoggingFilter.cs</w:t>
-      </w:r>
-    </w:p>
-    <w:p>
-      <w:r>
-        <w:t>codeC#</w:t>
-      </w:r>
-    </w:p>
-    <w:p>
-      <w:r>
-        <w:t>using System;</w:t>
-      </w:r>
-    </w:p>
-    <w:p>
-      <w:r>
-        <w:t>using System.Threading.Tasks;</w:t>
-      </w:r>
-    </w:p>
-    <w:p>
-      <w:r>
-        <w:t>using Microsoft.SemanticKernel;</w:t>
-      </w:r>
-    </w:p>
-    <w:p/>
-    <w:p>
-      <w:r>
-        <w:t>namespace Day22Filters</w:t>
-      </w:r>
-    </w:p>
-    <w:p>
-      <w:r>
-        <w:t>{</w:t>
-      </w:r>
-    </w:p>
-    <w:p>
-      <w:r>
-        <w:t xml:space="preserve">    /// &lt;summary&gt;</w:t>
-      </w:r>
-    </w:p>
-    <w:p>
-      <w:r>
-        <w:t xml:space="preserve">    /// Intercepts the prompt after variables are injected, but before it reaches Gemini.</w:t>
-      </w:r>
-    </w:p>
-    <w:p>
-      <w:r>
-        <w:t xml:space="preserve">    /// &lt;/summary&gt;</w:t>
-      </w:r>
-    </w:p>
-    <w:p>
-      <w:r>
-        <w:t xml:space="preserve">    public class PromptLoggingFilter : IPromptRenderFilter</w:t>
-      </w:r>
-    </w:p>
-    <w:p>
-      <w:r>
-        <w:t xml:space="preserve">    {</w:t>
-      </w:r>
-    </w:p>
-    <w:p>
-      <w:r>
-        <w:t xml:space="preserve">        public async Task OnPromptRenderAsync(PromptRenderContext context, Func&lt;PromptRenderContext, Task&gt; next)</w:t>
-      </w:r>
-    </w:p>
-    <w:p>
-      <w:r>
-        <w:t xml:space="preserve">        {</w:t>
-      </w:r>
-    </w:p>
-    <w:p>
-      <w:r>
-        <w:t xml:space="preserve">            // The 'next' delegate allows the Kernel to actually render the prompt</w:t>
-      </w:r>
-    </w:p>
-    <w:p>
-      <w:r>
-        <w:t xml:space="preserve">            await next(context);</w:t>
-      </w:r>
-    </w:p>
-    <w:p/>
-    <w:p>
-      <w:r>
-        <w:t xml:space="preserve">            // Now that it's rendered, we can inspect or modify it</w:t>
-      </w:r>
-    </w:p>
-    <w:p>
-      <w:r>
-        <w:t xml:space="preserve">            Console.WriteLine("\n[PROMPT LOGGER] Intercepted payload headed to Gemini:");</w:t>
-      </w:r>
-    </w:p>
-    <w:p>
-      <w:pPr>
-        <w:rPr>
-          <w:lang w:val="fr-FR"/>
-        </w:rPr>
-      </w:pPr>
-      <w:r>
-        <w:t xml:space="preserve">            </w:t>
-      </w:r>
-      <w:r>
-        <w:rPr>
-          <w:lang w:val="fr-FR"/>
-        </w:rPr>
-        <w:t>Console.WriteLine("--------------------------------------------------");</w:t>
-      </w:r>
-    </w:p>
-    <w:p>
-      <w:pPr>
-        <w:rPr>
-          <w:lang w:val="fr-FR"/>
-        </w:rPr>
-      </w:pPr>
-      <w:r>
-        <w:rPr>
-          <w:lang w:val="fr-FR"/>
-        </w:rPr>
-        <w:t xml:space="preserve">            Console.WriteLine(context.RenderedPrompt);</w:t>
-      </w:r>
-    </w:p>
-    <w:p>
-      <w:pPr>
-        <w:rPr>
-          <w:lang w:val="fr-FR"/>
-        </w:rPr>
-      </w:pPr>
-      <w:r>
-        <w:rPr>
-          <w:lang w:val="fr-FR"/>
-        </w:rPr>
-        <w:t xml:space="preserve">            Console.WriteLine("--------------------------------------------------");</w:t>
-      </w:r>
-    </w:p>
-    <w:p>
-      <w:pPr>
-        <w:rPr>
-          <w:lang w:val="fr-FR"/>
-        </w:rPr>
-      </w:pPr>
-      <w:r>
-        <w:rPr>
-          <w:lang w:val="fr-FR"/>
-        </w:rPr>
-        <w:lastRenderedPageBreak/>
-        <w:t xml:space="preserve">        }</w:t>
-      </w:r>
-    </w:p>
-    <w:p>
-      <w:pPr>
-        <w:rPr>
-          <w:lang w:val="fr-FR"/>
-        </w:rPr>
-      </w:pPr>
-      <w:r>
-        <w:rPr>
-          <w:lang w:val="fr-FR"/>
-        </w:rPr>
-        <w:t xml:space="preserve">    }</w:t>
-      </w:r>
-    </w:p>
-    <w:p>
-      <w:pPr>
-        <w:rPr>
-          <w:lang w:val="fr-FR"/>
-        </w:rPr>
-      </w:pPr>
-      <w:r>
-        <w:rPr>
-          <w:lang w:val="fr-FR"/>
-        </w:rPr>
-        <w:t>}</w:t>
-      </w:r>
-    </w:p>
-    <w:p>
-      <w:pPr>
-        <w:rPr>
-          <w:lang w:val="fr-FR"/>
-        </w:rPr>
-      </w:pPr>
-      <w:r>
-        <w:rPr>
-          <w:b/>
-          <w:bCs/>
-          <w:lang w:val="fr-FR"/>
-        </w:rPr>
-        <w:t>File 2: AuditFunctionFilter.cs</w:t>
-      </w:r>
-    </w:p>
-    <w:p>
-      <w:pPr>
-        <w:rPr>
-          <w:lang w:val="fr-FR"/>
-        </w:rPr>
-      </w:pPr>
-      <w:r>
-        <w:rPr>
-          <w:lang w:val="fr-FR"/>
-        </w:rPr>
-        <w:t>codeC#</w:t>
-      </w:r>
-    </w:p>
-    <w:p>
-      <w:r>
-        <w:t>using System;</w:t>
-      </w:r>
-    </w:p>
-    <w:p>
-      <w:r>
-        <w:t>using System.Diagnostics;</w:t>
-      </w:r>
-    </w:p>
-    <w:p>
-      <w:r>
-        <w:t>using System.Threading.Tasks;</w:t>
-      </w:r>
-    </w:p>
-    <w:p>
-      <w:r>
-        <w:t>using Microsoft.SemanticKernel;</w:t>
-      </w:r>
-    </w:p>
-    <w:p/>
-    <w:p>
-      <w:r>
-        <w:t>namespace Day22Filters</w:t>
-      </w:r>
-    </w:p>
-    <w:p>
-      <w:r>
-        <w:t>{</w:t>
-      </w:r>
-    </w:p>
-    <w:p>
-      <w:r>
-        <w:t xml:space="preserve">    /// &lt;summary&gt;</w:t>
-      </w:r>
-    </w:p>
-    <w:p>
-      <w:r>
-        <w:t xml:space="preserve">    /// Intercepts tool calls made by the AI, acting as a security and observability layer.</w:t>
-      </w:r>
-    </w:p>
-    <w:p>
-      <w:r>
-        <w:t xml:space="preserve">    /// &lt;/summary&gt;</w:t>
-      </w:r>
-    </w:p>
-    <w:p>
-      <w:r>
-        <w:t xml:space="preserve">    public class AuditFunctionFilter : IFunctionInvocationFilter</w:t>
-      </w:r>
-    </w:p>
-    <w:p>
-      <w:r>
-        <w:t xml:space="preserve">    {</w:t>
-      </w:r>
-    </w:p>
-    <w:p>
-      <w:r>
-        <w:t xml:space="preserve">        public async Task OnFunctionInvocationAsync(FunctionInvocationContext context, Func&lt;FunctionInvocationContext, Task&gt; next)</w:t>
-      </w:r>
-    </w:p>
-    <w:p>
-      <w:r>
-        <w:t xml:space="preserve">        {</w:t>
-      </w:r>
-    </w:p>
-    <w:p>
-      <w:r>
-        <w:t xml:space="preserve">            // 1. Pre-Execution Logic</w:t>
-      </w:r>
-    </w:p>
-    <w:p>
-      <w:r>
-        <w:t xml:space="preserve">            var sw = Stopwatch.StartNew();</w:t>
-      </w:r>
-    </w:p>
-    <w:p>
-      <w:r>
-        <w:t xml:space="preserve">            Console.WriteLine($"\n[AUDIT] </w:t>
-      </w:r>
-      <w:r>
-        <w:rPr>
-          <w:rFonts w:ascii="Segoe UI Emoji" w:hAnsi="Segoe UI Emoji" w:cs="Segoe UI Emoji"/>
-        </w:rPr>
-        <w:t>🟢</w:t>
-      </w:r>
-      <w:r>
-        <w:t xml:space="preserve"> AI requested tool execution: {context.Function.PluginName}-{context.Function.Name}");</w:t>
-      </w:r>
-    </w:p>
-    <w:p>
-      <w:r>
-        <w:t xml:space="preserve">            </w:t>
-      </w:r>
-    </w:p>
-    <w:p>
-      <w:r>
-        <w:t xml:space="preserve">            // Note: You could cancel the execution here by throwing an exception </w:t>
-      </w:r>
-    </w:p>
-    <w:p>
-      <w:r>
-        <w:lastRenderedPageBreak/>
-        <w:t xml:space="preserve">            // or setting context.Result manually without calling next()</w:t>
-      </w:r>
-    </w:p>
-    <w:p/>
-    <w:p>
-      <w:r>
-        <w:t xml:space="preserve">            // 2. Execute the actual C# method</w:t>
-      </w:r>
-    </w:p>
-    <w:p>
-      <w:r>
-        <w:t xml:space="preserve">            await next(context);</w:t>
-      </w:r>
-    </w:p>
-    <w:p/>
-    <w:p>
-      <w:r>
-        <w:t xml:space="preserve">            // 3. Post-Execution Logic</w:t>
-      </w:r>
-    </w:p>
-    <w:p>
-      <w:r>
-        <w:t xml:space="preserve">            sw.Stop();</w:t>
-      </w:r>
-    </w:p>
-    <w:p>
-      <w:r>
-        <w:t xml:space="preserve">            Console.WriteLine($"[AUDIT] </w:t>
-      </w:r>
-      <w:r>
-        <w:rPr>
-          <w:rFonts w:ascii="Segoe UI Emoji" w:hAnsi="Segoe UI Emoji" w:cs="Segoe UI Emoji"/>
-        </w:rPr>
-        <w:t>🔴</w:t>
-      </w:r>
-      <w:r>
-        <w:t xml:space="preserve"> Finished {context.Function.Name}. Duration: {sw.ElapsedMilliseconds}ms");</w:t>
-      </w:r>
-    </w:p>
-    <w:p>
-      <w:r>
-        <w:t xml:space="preserve">            Console.WriteLine($"[AUDIT] </w:t>
-      </w:r>
-      <w:r>
-        <w:rPr>
-          <w:rFonts w:ascii="Segoe UI Emoji" w:hAnsi="Segoe UI Emoji" w:cs="Segoe UI Emoji"/>
-        </w:rPr>
-        <w:t>📄</w:t>
-      </w:r>
-      <w:r>
-        <w:t xml:space="preserve"> Tool returned: {context.Result}");</w:t>
-      </w:r>
-    </w:p>
-    <w:p>
-      <w:r>
-        <w:t xml:space="preserve">        }</w:t>
-      </w:r>
-    </w:p>
-    <w:p>
-      <w:r>
-        <w:t xml:space="preserve">    }</w:t>
-      </w:r>
-    </w:p>
-    <w:p>
-      <w:r>
-        <w:t>}</w:t>
-      </w:r>
-    </w:p>
-    <w:p>
-      <w:r>
-        <w:rPr>
-          <w:b/>
-          <w:bCs/>
-        </w:rPr>
-        <w:t>File 3: SecureDatabasePlugin.cs</w:t>
-      </w:r>
-    </w:p>
-    <w:p>
-      <w:r>
-        <w:t>codeC#</w:t>
-      </w:r>
-    </w:p>
-    <w:p>
-      <w:r>
-        <w:t>using System.ComponentModel;</w:t>
-      </w:r>
-    </w:p>
-    <w:p>
-      <w:r>
-        <w:t>using System.Threading.Tasks;</w:t>
-      </w:r>
-    </w:p>
-    <w:p>
-      <w:r>
-        <w:t>using Microsoft.SemanticKernel;</w:t>
-      </w:r>
-    </w:p>
-    <w:p/>
-    <w:p>
-      <w:r>
-        <w:t>namespace Day22Filters</w:t>
-      </w:r>
-    </w:p>
-    <w:p>
-      <w:r>
-        <w:t>{</w:t>
-      </w:r>
-    </w:p>
-    <w:p>
-      <w:r>
-        <w:t xml:space="preserve">    /// &lt;summary&gt;</w:t>
-      </w:r>
-    </w:p>
-    <w:p>
-      <w:r>
-        <w:t xml:space="preserve">    /// A mock data plugin that the AI will autonomously decide to call.</w:t>
-      </w:r>
-    </w:p>
-    <w:p>
-      <w:r>
-        <w:t xml:space="preserve">    /// &lt;/summary&gt;</w:t>
-      </w:r>
-    </w:p>
-    <w:p>
-      <w:r>
-        <w:t xml:space="preserve">    public class SecureDatabasePlugin</w:t>
-      </w:r>
-    </w:p>
-    <w:p>
-      <w:r>
-        <w:t xml:space="preserve">    {</w:t>
-      </w:r>
-    </w:p>
-    <w:p>
-      <w:r>
-        <w:lastRenderedPageBreak/>
-        <w:t xml:space="preserve">        [KernelFunction("GetCustomerBalance")]</w:t>
-      </w:r>
-    </w:p>
-    <w:p>
-      <w:r>
-        <w:t xml:space="preserve">        [Description("Retrieves the account balance for a specific customer ID.")]</w:t>
-      </w:r>
-    </w:p>
-    <w:p>
-      <w:r>
-        <w:t xml:space="preserve">        public async Task&lt;string&gt; GetBalanceAsync([Description("The unique customer ID")] string customerId)</w:t>
-      </w:r>
-    </w:p>
-    <w:p>
-      <w:r>
-        <w:t xml:space="preserve">        {</w:t>
-      </w:r>
-    </w:p>
-    <w:p>
-      <w:r>
-        <w:t xml:space="preserve">            // Simulate a network/database delay</w:t>
-      </w:r>
-    </w:p>
-    <w:p>
-      <w:r>
-        <w:t xml:space="preserve">            await Task.Delay(400); </w:t>
-      </w:r>
-    </w:p>
-    <w:p>
-      <w:r>
-        <w:t xml:space="preserve">            </w:t>
-      </w:r>
-    </w:p>
-    <w:p>
-      <w:r>
-        <w:t xml:space="preserve">            return $"Customer {customerId} has an active balance of $5,240.00.";</w:t>
-      </w:r>
-    </w:p>
-    <w:p>
-      <w:r>
-        <w:t xml:space="preserve">        }</w:t>
-      </w:r>
-    </w:p>
-    <w:p>
-      <w:r>
-        <w:t xml:space="preserve">    }</w:t>
-      </w:r>
-    </w:p>
-    <w:p>
-      <w:r>
-        <w:t>}</w:t>
-      </w:r>
-    </w:p>
-    <w:p>
-      <w:r>
-        <w:rPr>
-          <w:b/>
-          <w:bCs/>
-        </w:rPr>
-        <w:t>File 4: Program.cs</w:t>
-      </w:r>
-    </w:p>
-    <w:p>
-      <w:r>
-        <w:t>codeC#</w:t>
-      </w:r>
-    </w:p>
-    <w:p>
-      <w:r>
-        <w:t>using System;</w:t>
-      </w:r>
-    </w:p>
-    <w:p>
-      <w:r>
-        <w:t>using System.Threading.Tasks;</w:t>
-      </w:r>
-    </w:p>
-    <w:p>
-      <w:r>
-        <w:t>using Microsoft.Extensions.DependencyInjection;</w:t>
-      </w:r>
-    </w:p>
-    <w:p>
-      <w:r>
-        <w:t>using Microsoft.SemanticKernel;</w:t>
-      </w:r>
-    </w:p>
-    <w:p>
-      <w:r>
-        <w:t>using Microsoft.SemanticKernel.Connectors.Google;</w:t>
-      </w:r>
-    </w:p>
-    <w:p/>
-    <w:p>
-      <w:r>
-        <w:t>namespace Day22Filters</w:t>
-      </w:r>
-    </w:p>
-    <w:p>
-      <w:r>
-        <w:t>{</w:t>
-      </w:r>
-    </w:p>
-    <w:p>
-      <w:r>
-        <w:t xml:space="preserve">    class Program</w:t>
-      </w:r>
-    </w:p>
-    <w:p>
-      <w:r>
-        <w:t xml:space="preserve">    {</w:t>
-      </w:r>
-    </w:p>
-    <w:p>
-      <w:r>
-        <w:t xml:space="preserve">        static async Task Main(string[] args)</w:t>
-      </w:r>
-    </w:p>
-    <w:p>
-      <w:r>
-        <w:t xml:space="preserve">        {</w:t>
-      </w:r>
-    </w:p>
-    <w:p>
-      <w:r>
-        <w:lastRenderedPageBreak/>
-        <w:t xml:space="preserve">            IKernelBuilder builder = Kernel.CreateBuilder();</w:t>
-      </w:r>
-    </w:p>
-    <w:p>
-      <w:r>
-        <w:t xml:space="preserve">            string apiKey = Environment.GetEnvironmentVariable("GEMINI_API_KEY") </w:t>
-      </w:r>
-    </w:p>
-    <w:p>
-      <w:r>
-        <w:t xml:space="preserve">                ?? throw new Exception("GEMINI_API_KEY is missing");</w:t>
-      </w:r>
-    </w:p>
-    <w:p/>
-    <w:p>
-      <w:r>
-        <w:t xml:space="preserve">            builder.AddGoogleAIGeminiChatCompletion("gemini-3.1-pro", apiKey);</w:t>
-      </w:r>
-    </w:p>
-    <w:p/>
-    <w:p>
-      <w:r>
-        <w:t xml:space="preserve">            // 1. Register our Custom Filters via Dependency Injection</w:t>
-      </w:r>
-    </w:p>
-    <w:p>
-      <w:r>
-        <w:t xml:space="preserve">            builder.Services.AddSingleton&lt;IPromptRenderFilter, PromptLoggingFilter&gt;();</w:t>
-      </w:r>
-    </w:p>
-    <w:p>
-      <w:r>
-        <w:t xml:space="preserve">            builder.Services.AddSingleton&lt;IFunctionInvocationFilter, AuditFunctionFilter&gt;();</w:t>
-      </w:r>
-    </w:p>
-    <w:p/>
-    <w:p>
-      <w:r>
-        <w:t xml:space="preserve">            // 2. Register the Plugin</w:t>
-      </w:r>
-    </w:p>
-    <w:p>
-      <w:r>
-        <w:t xml:space="preserve">            builder.Plugins.AddFromType&lt;SecureDatabasePlugin&gt;("Database");</w:t>
-      </w:r>
-    </w:p>
-    <w:p/>
-    <w:p>
-      <w:r>
-        <w:t xml:space="preserve">            Kernel kernel = builder.Build();</w:t>
-      </w:r>
-    </w:p>
-    <w:p/>
-    <w:p>
-      <w:r>
-        <w:t xml:space="preserve">            Console.WriteLine("</w:t>
-      </w:r>
-      <w:r>
-        <w:rPr>
-          <w:rFonts w:ascii="Segoe UI Emoji" w:hAnsi="Segoe UI Emoji" w:cs="Segoe UI Emoji"/>
-        </w:rPr>
-        <w:t>🛡️</w:t>
-      </w:r>
-      <w:r>
-        <w:t xml:space="preserve"> System Online with Middleware Filters Active.");</w:t>
-      </w:r>
-    </w:p>
-    <w:p>
-      <w:r>
-        <w:t xml:space="preserve">            </w:t>
-      </w:r>
-    </w:p>
-    <w:p>
-      <w:r>
-        <w:t xml:space="preserve">            string userRequest = "Can you look up the current balance for customer ID CUST-778?";</w:t>
-      </w:r>
-    </w:p>
-    <w:p>
-      <w:r>
-        <w:t xml:space="preserve">            Console.WriteLine($"\nUser: {userRequest}");</w:t>
-      </w:r>
-    </w:p>
-    <w:p/>
-    <w:p>
-      <w:r>
-        <w:t xml:space="preserve">            // 3. Execute with AutoInvoke so the LLM triggers the function filter</w:t>
-      </w:r>
-    </w:p>
-    <w:p>
-      <w:r>
-        <w:t xml:space="preserve">            var settings = new GeminiPromptExecutionSettings </w:t>
-      </w:r>
-    </w:p>
-    <w:p>
-      <w:r>
-        <w:t xml:space="preserve">            { </w:t>
-      </w:r>
-    </w:p>
-    <w:p>
-      <w:r>
-        <w:t xml:space="preserve">                ToolCallBehavior = ToolCallBehavior.AutoInvokeKernelFunctions </w:t>
-      </w:r>
-    </w:p>
-    <w:p>
-      <w:r>
-        <w:t xml:space="preserve">            };</w:t>
-      </w:r>
-    </w:p>
-    <w:p/>
-    <w:p>
-      <w:r>
-        <w:t xml:space="preserve">            // This single line triggers the Prompt filter, the Gemini API, </w:t>
-      </w:r>
-    </w:p>
-    <w:p>
-      <w:r>
-        <w:t xml:space="preserve">            // the Function filter, the C# tool, and the final Gemini summary!</w:t>
-      </w:r>
-    </w:p>
-    <w:p>
-      <w:r>
-        <w:t xml:space="preserve">            var result = await kernel.InvokePromptAsync(userRequest, new KernelArguments(settings));</w:t>
-      </w:r>
-    </w:p>
-    <w:p/>
-    <w:p>
-      <w:r>
-        <w:t xml:space="preserve">            Console.WriteLine($"\n[AI FINAL RESPONSE]: {result}");</w:t>
-      </w:r>
-    </w:p>
-    <w:p>
-      <w:r>
-        <w:t xml:space="preserve">        }</w:t>
-      </w:r>
-    </w:p>
-    <w:p>
-      <w:r>
-        <w:t xml:space="preserve">    }</w:t>
-      </w:r>
-    </w:p>
-    <w:p>
-      <w:r>
-        <w:t>}</w:t>
-      </w:r>
-    </w:p>
-    <w:p>
-      <w:pPr>
-        <w:rPr>
-          <w:b/>
-          <w:bCs/>
-        </w:rPr>
-      </w:pPr>
-      <w:r>
-        <w:rPr>
-          <w:b/>
-          <w:bCs/>
-        </w:rPr>
-        <w:t>Walkthrough</w:t>
-      </w:r>
-    </w:p>
-    <w:p>
-      <w:pPr>
+        <w:t>plements this interface to intercept the fully-rendered prompt string right after variable substitution but before it is sent over the network to Gemini — the ideal point for logging or PII redaction.</w:t>
+      </w:r>
+    </w:p>
+    <w:p>
+      <w:pPr>
+        <w:pStyle w:val="ListParagraph"/>
         <w:numPr>
           <w:ilvl w:val="0"/>
-          <w:numId w:val="3"/>
+          <w:numId w:val="6"/>
         </w:numPr>
+        <w:ind w:left="1080"/>
       </w:pPr>
       <w:r>
         <w:rPr>
           <w:b/>
-          <w:bCs/>
-        </w:rPr>
-        <w:t>DI Registration:</w:t>
-      </w:r>
-      <w:r>
-        <w:t> Filters are added using builder.Services.AddSingleton(). Once registered, the Kernel guarantees they will execute around every prompt and function call across your entire application.</w:t>
-      </w:r>
-    </w:p>
-    <w:p>
-      <w:pPr>
+        </w:rPr>
+        <w:t>IFunctionInvocationFilter</w:t>
+      </w:r>
+      <w:r>
+        <w:t>: `AuditFunctionFilter` implements this interface to wrap every plugin function call, running code both before and after the actual C# method executes.</w:t>
+      </w:r>
+    </w:p>
+    <w:p>
+      <w:pPr>
+        <w:pStyle w:val="ListParagraph"/>
         <w:numPr>
           <w:ilvl w:val="0"/>
-          <w:numId w:val="3"/>
+          <w:numId w:val="6"/>
         </w:numPr>
+        <w:ind w:left="1080"/>
       </w:pPr>
       <w:r>
         <w:rPr>
           <w:b/>
-          <w:bCs/>
-        </w:rPr>
-        <w:t>IPromptRenderFilter Execution:</w:t>
-      </w:r>
-      <w:r>
-        <w:t> When InvokePromptAsync is called, Semantic Kernel compiles the system prompt, user messages, and tool descriptions. Right before sending this text to Google's servers, it runs through PromptLoggingFilter, printing it to the console so we have absolute transparency on what the model is "reading".</w:t>
-      </w:r>
-    </w:p>
-    <w:p>
-      <w:pPr>
+        </w:rPr>
+        <w:t>Middleware-style `next` Delegate</w:t>
+      </w:r>
+      <w:r>
+        <w:t>: Both filters follow the same pattern — do pre-work, call `await next(context)` to let the real operation proceed, then do post-work — mirroring ASP.NET Core middleware.</w:t>
+      </w:r>
+    </w:p>
+    <w:p>
+      <w:pPr>
+        <w:pStyle w:val="ListParagraph"/>
         <w:numPr>
           <w:ilvl w:val="0"/>
-          <w:numId w:val="3"/>
+          <w:numId w:val="6"/>
         </w:numPr>
+        <w:ind w:left="1080"/>
       </w:pPr>
       <w:r>
         <w:rPr>
           <w:b/>
-          <w:bCs/>
-        </w:rPr>
-        <w:t>IFunctionInvocationFilter Execution:</w:t>
-      </w:r>
-      <w:r>
-        <w:t> Because we enabled AutoInvokeKernelFunctions, Gemini realizes it needs data and requests to use GetCustomerBalance. Semantic Kernel pauses, fires the AuditFunctionFilter, runs the mock database delay, tracks the milliseconds elapsed, and logs the result before sending that data </w:t>
-      </w:r>
-      <w:r>
-        <w:rPr>
-          <w:i/>
-          <w:iCs/>
-        </w:rPr>
-        <w:t>back</w:t>
-      </w:r>
-      <w:r>
-        <w:t> to Gemini.</w:t>
-      </w:r>
-    </w:p>
-    <w:p>
-      <w:pPr>
+        </w:rPr>
+        <w:t>Filters Registered via Dependency Injection</w:t>
+      </w:r>
+      <w:r>
+        <w:t>: `builder.Services.AddSingleton&lt;IPromptRenderFilter, PromptLoggingFilter&gt;()` and the equivalent for `IFunctionInvocationFilter` register the filters globally so the Kernel applies them to every relevant operation automatically.</w:t>
+      </w:r>
+    </w:p>
+    <w:p>
+      <w:pPr>
+        <w:pStyle w:val="ListParagraph"/>
         <w:numPr>
           <w:ilvl w:val="0"/>
-          <w:numId w:val="3"/>
+          <w:numId w:val="6"/>
         </w:numPr>
+        <w:ind w:left="1080"/>
       </w:pPr>
       <w:r>
         <w:rPr>
           <w:b/>
-          <w:bCs/>
-        </w:rPr>
-        <w:t>No Core Logic Pollution:</w:t>
-      </w:r>
-      <w:r>
-        <w:t> Notice how clean SecureDatabasePlugin.cs is. It doesn't contain any logging or stopwatch logic. The cross-cutting concern of observability is entirely handled by the filter.</w:t>
-      </w:r>
-    </w:p>
-    <w:p>
-      <w:pPr>
+        </w:rPr>
+        <w:t>Separation of Cross-Cutting Concerns from Business Logic</w:t>
+      </w:r>
+      <w:r>
+        <w:t>: `SecureDatabasePlugin` contains zero logging or timing code — all observability lives in the filters, keeping the plugin focused purely on its one job.</w:t>
+      </w:r>
+    </w:p>
+    <w:p>
+      <w:pPr>
+        <w:pStyle w:val="ListParagraph"/>
+        <w:numPr>
+          <w:ilvl w:val="0"/>
+          <w:numId w:val="6"/>
+        </w:numPr>
+        <w:ind w:left="1080"/>
+      </w:pPr>
+      <w:r>
         <w:rPr>
           <w:b/>
-          <w:bCs/>
-        </w:rPr>
-      </w:pPr>
+        </w:rPr>
+        <w:t>Filters Can Short-Circui</w:t>
+      </w:r>
       <w:r>
         <w:rPr>
           <w:b/>
-          <w:bCs/>
-        </w:rPr>
-        <w:t>Expected Output</w:t>
-      </w:r>
-    </w:p>
-    <w:p>
-      <w:r>
-        <w:t>codeText</w:t>
-      </w:r>
-    </w:p>
-    <w:p>
-      <w:r>
-        <w:rPr>
-          <w:rFonts w:ascii="Segoe UI Emoji" w:hAnsi="Segoe UI Emoji" w:cs="Segoe UI Emoji"/>
-        </w:rPr>
-        <w:t>🛡️</w:t>
-      </w:r>
-      <w:r>
-        <w:t xml:space="preserve"> System Online with Middleware Filters Active.</w:t>
+        </w:rPr>
+        <w:lastRenderedPageBreak/>
+        <w:t>t Execution</w:t>
+      </w:r>
+      <w:r>
+        <w:t>: The code comments in `AuditFunctionFilter` point out that not calling `next(context)` (and instead setting `context.Result` manually or throwing) would cancel the tool call entirely — a hook point for security policy enforcement.</w:t>
       </w:r>
     </w:p>
     <w:p/>
     <w:p>
-      <w:r>
+      <w:pPr>
+        <w:pStyle w:val="Heading2"/>
+      </w:pPr>
+      <w:r>
+        <w:t>4. Complete Code</w:t>
+      </w:r>
+    </w:p>
+    <w:p/>
+    <w:p>
+      <w:pPr>
+        <w:rPr>
+          <w:b/>
+        </w:rPr>
+      </w:pPr>
+      <w:r>
+        <w:rPr>
+          <w:b/>
+        </w:rPr>
+        <w:t>Program.cs</w:t>
+      </w:r>
+    </w:p>
+    <w:p>
+      <w:pPr>
+        <w:pStyle w:val="NoSpacing"/>
+        <w:rPr>
+          <w:rFonts w:ascii="Consolas" w:hAnsi="Consolas"/>
+          <w:sz w:val="19"/>
+        </w:rPr>
+      </w:pPr>
+      <w:r>
+        <w:rPr>
+          <w:rFonts w:ascii="Consolas" w:hAnsi="Consolas"/>
+          <w:sz w:val="19"/>
+        </w:rPr>
+        <w:t>// Day 22: Prompt and Function Filters</w:t>
+      </w:r>
+    </w:p>
+    <w:p>
+      <w:pPr>
+        <w:pStyle w:val="NoSpacing"/>
+        <w:rPr>
+          <w:rFonts w:ascii="Consolas" w:hAnsi="Consolas"/>
+          <w:sz w:val="19"/>
+        </w:rPr>
+      </w:pPr>
+      <w:r>
+        <w:rPr>
+          <w:rFonts w:ascii="Consolas" w:hAnsi="Consolas"/>
+          <w:sz w:val="19"/>
+        </w:rPr>
+        <w:t>// ---------------------------------------------------------------------------</w:t>
+      </w:r>
+    </w:p>
+    <w:p>
+      <w:pPr>
+        <w:pStyle w:val="NoSpacing"/>
+        <w:rPr>
+          <w:rFonts w:ascii="Consolas" w:hAnsi="Consolas"/>
+          <w:sz w:val="19"/>
+        </w:rPr>
+      </w:pPr>
+      <w:r>
+        <w:rPr>
+          <w:rFonts w:ascii="Consolas" w:hAnsi="Consolas"/>
+          <w:sz w:val="19"/>
+        </w:rPr>
+        <w:t>// Semantic Kernel Filters - think ASP.NET Core middleware, but for AI calls.</w:t>
+      </w:r>
+    </w:p>
+    <w:p>
+      <w:pPr>
+        <w:pStyle w:val="NoSpacing"/>
+        <w:rPr>
+          <w:rFonts w:ascii="Consolas" w:hAnsi="Consolas"/>
+          <w:sz w:val="19"/>
+        </w:rPr>
+      </w:pPr>
+      <w:r>
+        <w:rPr>
+          <w:rFonts w:ascii="Consolas" w:hAnsi="Consolas"/>
+          <w:sz w:val="19"/>
+        </w:rPr>
+        <w:t>// IPromptRenderFilter (PromptLoggingFilter.cs) intercepts the fully-rendered</w:t>
+      </w:r>
+    </w:p>
+    <w:p>
+      <w:pPr>
+        <w:pStyle w:val="NoSpacing"/>
+        <w:rPr>
+          <w:rFonts w:ascii="Consolas" w:hAnsi="Consolas"/>
+          <w:sz w:val="19"/>
+        </w:rPr>
+      </w:pPr>
+      <w:r>
+        <w:rPr>
+          <w:rFonts w:ascii="Consolas" w:hAnsi="Consolas"/>
+          <w:sz w:val="19"/>
+        </w:rPr>
+        <w:t>// prompt right before it leaves the process; IFunctionInvocationFilter</w:t>
+      </w:r>
+    </w:p>
+    <w:p>
+      <w:pPr>
+        <w:pStyle w:val="NoSpacing"/>
+        <w:rPr>
+          <w:rFonts w:ascii="Consolas" w:hAnsi="Consolas"/>
+          <w:sz w:val="19"/>
+        </w:rPr>
+      </w:pPr>
+      <w:r>
+        <w:rPr>
+          <w:rFonts w:ascii="Consolas" w:hAnsi="Consolas"/>
+          <w:sz w:val="19"/>
+        </w:rPr>
+        <w:t>// (AuditFunctionFilter.cs) wraps every plugin call with timing/audit logic.</w:t>
+      </w:r>
+    </w:p>
+    <w:p>
+      <w:pPr>
+        <w:pStyle w:val="NoSpacing"/>
+        <w:rPr>
+          <w:rFonts w:ascii="Consolas" w:hAnsi="Consolas"/>
+          <w:sz w:val="19"/>
+        </w:rPr>
+      </w:pPr>
+      <w:r>
+        <w:rPr>
+          <w:rFonts w:ascii="Consolas" w:hAnsi="Consolas"/>
+          <w:sz w:val="19"/>
+        </w:rPr>
+        <w:t>// Both are registered once via DI and then apply to every prompt/tool call</w:t>
+      </w:r>
+    </w:p>
+    <w:p>
+      <w:pPr>
+        <w:pStyle w:val="NoSpacing"/>
+        <w:rPr>
+          <w:rFonts w:ascii="Consolas" w:hAnsi="Consolas"/>
+          <w:sz w:val="19"/>
+        </w:rPr>
+      </w:pPr>
+      <w:r>
+        <w:rPr>
+          <w:rFonts w:ascii="Consolas" w:hAnsi="Consolas"/>
+          <w:sz w:val="19"/>
+        </w:rPr>
+        <w:t xml:space="preserve">// automatically - SecureDatabasePlugin.cs itself stays free </w:t>
+      </w:r>
+      <w:r>
+        <w:rPr>
+          <w:rFonts w:ascii="Consolas" w:hAnsi="Consolas"/>
+          <w:sz w:val="19"/>
+        </w:rPr>
+        <w:lastRenderedPageBreak/>
+        <w:t>of any</w:t>
+      </w:r>
+    </w:p>
+    <w:p>
+      <w:pPr>
+        <w:pStyle w:val="NoSpacing"/>
+        <w:rPr>
+          <w:rFonts w:ascii="Consolas" w:hAnsi="Consolas"/>
+          <w:sz w:val="19"/>
+        </w:rPr>
+      </w:pPr>
+      <w:r>
+        <w:rPr>
+          <w:rFonts w:ascii="Consolas" w:hAnsi="Consolas"/>
+          <w:sz w:val="19"/>
+        </w:rPr>
+        <w:t>// logging/observability code.</w:t>
+      </w:r>
+    </w:p>
+    <w:p>
+      <w:pPr>
+        <w:pStyle w:val="NoSpacing"/>
+        <w:rPr>
+          <w:rFonts w:ascii="Consolas" w:hAnsi="Consolas"/>
+          <w:sz w:val="19"/>
+        </w:rPr>
+      </w:pPr>
+      <w:r>
+        <w:rPr>
+          <w:rFonts w:ascii="Consolas" w:hAnsi="Consolas"/>
+          <w:sz w:val="19"/>
+        </w:rPr>
+        <w:t>using Microsoft.Extensions.DependencyInjection;</w:t>
+      </w:r>
+    </w:p>
+    <w:p>
+      <w:pPr>
+        <w:pStyle w:val="NoSpacing"/>
+        <w:rPr>
+          <w:rFonts w:ascii="Consolas" w:hAnsi="Consolas"/>
+          <w:sz w:val="19"/>
+        </w:rPr>
+      </w:pPr>
+      <w:r>
+        <w:rPr>
+          <w:rFonts w:ascii="Consolas" w:hAnsi="Consolas"/>
+          <w:sz w:val="19"/>
+        </w:rPr>
+        <w:t>using Microsoft.SemanticKernel;</w:t>
+      </w:r>
+    </w:p>
+    <w:p>
+      <w:pPr>
+        <w:pStyle w:val="NoSpacing"/>
+        <w:rPr>
+          <w:rFonts w:ascii="Consolas" w:hAnsi="Consolas"/>
+          <w:sz w:val="19"/>
+        </w:rPr>
+      </w:pPr>
+      <w:r>
+        <w:rPr>
+          <w:rFonts w:ascii="Consolas" w:hAnsi="Consolas"/>
+          <w:sz w:val="19"/>
+        </w:rPr>
+        <w:t>using Microsoft.SemanticKernel.Connectors.Google;</w:t>
+      </w:r>
+    </w:p>
+    <w:p>
+      <w:pPr>
+        <w:pStyle w:val="NoSpacing"/>
+        <w:rPr>
+          <w:rFonts w:ascii="Consolas" w:hAnsi="Consolas"/>
+          <w:sz w:val="19"/>
+        </w:rPr>
+      </w:pPr>
+    </w:p>
+    <w:p>
+      <w:pPr>
+        <w:pStyle w:val="NoSpacing"/>
+        <w:rPr>
+          <w:rFonts w:ascii="Consolas" w:hAnsi="Consolas"/>
+          <w:sz w:val="19"/>
+        </w:rPr>
+      </w:pPr>
+      <w:r>
+        <w:rPr>
+          <w:rFonts w:ascii="Consolas" w:hAnsi="Consolas"/>
+          <w:sz w:val="19"/>
+        </w:rPr>
+        <w:t>namespace FunctionFilters</w:t>
+      </w:r>
+    </w:p>
+    <w:p>
+      <w:pPr>
+        <w:pStyle w:val="NoSpacing"/>
+        <w:rPr>
+          <w:rFonts w:ascii="Consolas" w:hAnsi="Consolas"/>
+          <w:sz w:val="19"/>
+        </w:rPr>
+      </w:pPr>
+      <w:r>
+        <w:rPr>
+          <w:rFonts w:ascii="Consolas" w:hAnsi="Consolas"/>
+          <w:sz w:val="19"/>
+        </w:rPr>
+        <w:t>{</w:t>
+      </w:r>
+    </w:p>
+    <w:p>
+      <w:pPr>
+        <w:pStyle w:val="NoSpacing"/>
+        <w:rPr>
+          <w:rFonts w:ascii="Consolas" w:hAnsi="Consolas"/>
+          <w:sz w:val="19"/>
+        </w:rPr>
+      </w:pPr>
+      <w:r>
+        <w:rPr>
+          <w:rFonts w:ascii="Consolas" w:hAnsi="Consolas"/>
+          <w:sz w:val="19"/>
+        </w:rPr>
+        <w:t xml:space="preserve">    internal class Program</w:t>
+      </w:r>
+    </w:p>
+    <w:p>
+      <w:pPr>
+        <w:pStyle w:val="NoSpacing"/>
+        <w:rPr>
+          <w:rFonts w:ascii="Consolas" w:hAnsi="Consolas"/>
+          <w:sz w:val="19"/>
+        </w:rPr>
+      </w:pPr>
+      <w:r>
+        <w:rPr>
+          <w:rFonts w:ascii="Consolas" w:hAnsi="Consolas"/>
+          <w:sz w:val="19"/>
+        </w:rPr>
+        <w:t xml:space="preserve">    {</w:t>
+      </w:r>
+    </w:p>
+    <w:p>
+      <w:pPr>
+        <w:pStyle w:val="NoSpacing"/>
+        <w:rPr>
+          <w:rFonts w:ascii="Consolas" w:hAnsi="Consolas"/>
+          <w:sz w:val="19"/>
+        </w:rPr>
+      </w:pPr>
+      <w:r>
+        <w:rPr>
+          <w:rFonts w:ascii="Consolas" w:hAnsi="Consolas"/>
+          <w:sz w:val="19"/>
+        </w:rPr>
+        <w:t xml:space="preserve">        static async Task Main(string[] args)</w:t>
+      </w:r>
+    </w:p>
+    <w:p>
+      <w:pPr>
+        <w:pStyle w:val="NoSpacing"/>
+        <w:rPr>
+          <w:rFonts w:ascii="Consolas" w:hAnsi="Consolas"/>
+          <w:sz w:val="19"/>
+        </w:rPr>
+      </w:pPr>
+      <w:r>
+        <w:rPr>
+          <w:rFonts w:ascii="Consolas" w:hAnsi="Consolas"/>
+          <w:sz w:val="19"/>
+        </w:rPr>
+        <w:t xml:space="preserve">        {</w:t>
+      </w:r>
+    </w:p>
+    <w:p>
+      <w:pPr>
+        <w:pStyle w:val="NoSpacing"/>
+        <w:rPr>
+          <w:rFonts w:ascii="Consolas" w:hAnsi="Consolas"/>
+          <w:sz w:val="19"/>
+        </w:rPr>
+      </w:pPr>
+      <w:r>
+        <w:rPr>
+          <w:rFonts w:ascii="Consolas" w:hAnsi="Consolas"/>
+          <w:sz w:val="19"/>
+        </w:rPr>
+        <w:t xml:space="preserve">            IKernelBuilder builder = Kernel.CreateBuilder();</w:t>
+      </w:r>
+    </w:p>
+    <w:p>
+      <w:pPr>
+        <w:pStyle w:val="NoSpacing"/>
+        <w:rPr>
+          <w:rFonts w:ascii="Consolas" w:hAnsi="Consolas"/>
+          <w:sz w:val="19"/>
+        </w:rPr>
+      </w:pPr>
+      <w:r>
+        <w:rPr>
+          <w:rFonts w:ascii="Consolas" w:hAnsi="Consolas"/>
+          <w:sz w:val="19"/>
+        </w:rPr>
+        <w:t xml:space="preserve">            string apiKey = Environment.GetEnvironmentVariable("GEMINI_API_KEY")</w:t>
+      </w:r>
+    </w:p>
+    <w:p>
+      <w:pPr>
+        <w:pStyle w:val="NoSpacing"/>
+        <w:rPr>
+          <w:rFonts w:ascii="Consolas" w:hAnsi="Consolas"/>
+          <w:sz w:val="19"/>
+        </w:rPr>
+      </w:pPr>
+      <w:r>
+        <w:rPr>
+          <w:rFonts w:ascii="Consolas" w:hAnsi="Consolas"/>
+          <w:sz w:val="19"/>
+        </w:rPr>
+        <w:t xml:space="preserve">                ?? throw new Exception("GEMINI_API_KEY is missing");</w:t>
+      </w:r>
+    </w:p>
+    <w:p>
+      <w:pPr>
+        <w:pStyle w:val="NoSpacing"/>
+        <w:rPr>
+          <w:rFonts w:ascii="Consolas" w:hAnsi="Consolas"/>
+          <w:sz w:val="19"/>
+        </w:rPr>
+      </w:pPr>
+    </w:p>
+    <w:p>
+      <w:pPr>
+        <w:pStyle w:val="NoSpacing"/>
+        <w:rPr>
+          <w:rFonts w:ascii="Consolas" w:hAnsi="Consolas"/>
+          <w:sz w:val="19"/>
+        </w:rPr>
+      </w:pPr>
+      <w:r>
+        <w:rPr>
+          <w:rFonts w:ascii="Consolas" w:hAnsi="Consolas"/>
+          <w:sz w:val="19"/>
+        </w:rPr>
+        <w:t xml:space="preserve">            builder.AddGoogleAIGeminiChatCompletion("gemini-2.5-flash", apiKey);</w:t>
+      </w:r>
+    </w:p>
+    <w:p>
+      <w:pPr>
+        <w:pStyle w:val="NoSpacing"/>
+        <w:rPr>
+          <w:rFonts w:ascii="Consolas" w:hAnsi="Consolas"/>
+          <w:sz w:val="19"/>
+        </w:rPr>
+      </w:pPr>
+    </w:p>
+    <w:p>
+      <w:pPr>
+        <w:pStyle w:val="NoSpacing"/>
+        <w:rPr>
+          <w:rFonts w:ascii="Consolas" w:hAnsi="Consolas"/>
+          <w:sz w:val="19"/>
+        </w:rPr>
+      </w:pPr>
+      <w:r>
+        <w:rPr>
+          <w:rFonts w:ascii="Consolas" w:hAnsi="Consolas"/>
+          <w:sz w:val="19"/>
+        </w:rPr>
+        <w:t xml:space="preserve">            // 1. Register our Custom Filters via Dependency Injection</w:t>
+      </w:r>
+    </w:p>
+    <w:p>
+      <w:pPr>
+        <w:pStyle w:val="NoSpacing"/>
+        <w:rPr>
+          <w:rFonts w:ascii="Consolas" w:hAnsi="Consolas"/>
+          <w:sz w:val="19"/>
+        </w:rPr>
+      </w:pPr>
+      <w:r>
+        <w:rPr>
+          <w:rFonts w:ascii="Consolas" w:hAnsi="Consolas"/>
+          <w:sz w:val="19"/>
+        </w:rPr>
+        <w:t xml:space="preserve">            builder.Services.AddSingleton&lt;IPromptRenderFilter, PromptLoggingFilter&gt;();</w:t>
+      </w:r>
+    </w:p>
+    <w:p>
+      <w:pPr>
+        <w:pStyle w:val="NoSpacing"/>
+        <w:rPr>
+          <w:rFonts w:ascii="Consolas" w:hAnsi="Consolas"/>
+          <w:sz w:val="19"/>
+        </w:rPr>
+      </w:pPr>
+      <w:r>
+        <w:rPr>
+          <w:rFonts w:ascii="Consolas" w:hAnsi="Consolas"/>
+          <w:sz w:val="19"/>
+        </w:rPr>
+        <w:t xml:space="preserve">  </w:t>
+      </w:r>
+      <w:r>
+        <w:rPr>
+          <w:rFonts w:ascii="Consolas" w:hAnsi="Consolas"/>
+          <w:sz w:val="19"/>
+        </w:rPr>
+        <w:lastRenderedPageBreak/>
+        <w:t xml:space="preserve">          builder.Services.AddSingleton&lt;IFunctionInvocationFilter, AuditFunctionFilter&gt;();</w:t>
+      </w:r>
+    </w:p>
+    <w:p>
+      <w:pPr>
+        <w:pStyle w:val="NoSpacing"/>
+        <w:rPr>
+          <w:rFonts w:ascii="Consolas" w:hAnsi="Consolas"/>
+          <w:sz w:val="19"/>
+        </w:rPr>
+      </w:pPr>
+    </w:p>
+    <w:p>
+      <w:pPr>
+        <w:pStyle w:val="NoSpacing"/>
+        <w:rPr>
+          <w:rFonts w:ascii="Consolas" w:hAnsi="Consolas"/>
+          <w:sz w:val="19"/>
+        </w:rPr>
+      </w:pPr>
+      <w:r>
+        <w:rPr>
+          <w:rFonts w:ascii="Consolas" w:hAnsi="Consolas"/>
+          <w:sz w:val="19"/>
+        </w:rPr>
+        <w:t xml:space="preserve">            // 2. Register the Plugin</w:t>
+      </w:r>
+    </w:p>
+    <w:p>
+      <w:pPr>
+        <w:pStyle w:val="NoSpacing"/>
+        <w:rPr>
+          <w:rFonts w:ascii="Consolas" w:hAnsi="Consolas"/>
+          <w:sz w:val="19"/>
+        </w:rPr>
+      </w:pPr>
+      <w:r>
+        <w:rPr>
+          <w:rFonts w:ascii="Consolas" w:hAnsi="Consolas"/>
+          <w:sz w:val="19"/>
+        </w:rPr>
+        <w:t xml:space="preserve">            builder.Plugins.AddFromType&lt;SecureDatabasePlugin&gt;("Database");</w:t>
+      </w:r>
+    </w:p>
+    <w:p>
+      <w:pPr>
+        <w:pStyle w:val="NoSpacing"/>
+        <w:rPr>
+          <w:rFonts w:ascii="Consolas" w:hAnsi="Consolas"/>
+          <w:sz w:val="19"/>
+        </w:rPr>
+      </w:pPr>
+    </w:p>
+    <w:p>
+      <w:pPr>
+        <w:pStyle w:val="NoSpacing"/>
+        <w:rPr>
+          <w:rFonts w:ascii="Consolas" w:hAnsi="Consolas"/>
+          <w:sz w:val="19"/>
+        </w:rPr>
+      </w:pPr>
+      <w:r>
+        <w:rPr>
+          <w:rFonts w:ascii="Consolas" w:hAnsi="Consolas"/>
+          <w:sz w:val="19"/>
+        </w:rPr>
+        <w:t xml:space="preserve">            Kernel kernel = builder.Build();</w:t>
+      </w:r>
+    </w:p>
+    <w:p>
+      <w:pPr>
+        <w:pStyle w:val="NoSpacing"/>
+        <w:rPr>
+          <w:rFonts w:ascii="Consolas" w:hAnsi="Consolas"/>
+          <w:sz w:val="19"/>
+        </w:rPr>
+      </w:pPr>
+    </w:p>
+    <w:p>
+      <w:pPr>
+        <w:pStyle w:val="NoSpacing"/>
+        <w:rPr>
+          <w:rFonts w:ascii="Consolas" w:hAnsi="Consolas"/>
+          <w:sz w:val="19"/>
+        </w:rPr>
+      </w:pPr>
+      <w:r>
+        <w:rPr>
+          <w:rFonts w:ascii="Consolas" w:hAnsi="Consolas"/>
+          <w:sz w:val="19"/>
+        </w:rPr>
+        <w:t xml:space="preserve">            Console.WriteLine("System online with middleware filters active.");</w:t>
+      </w:r>
+    </w:p>
+    <w:p>
+      <w:pPr>
+        <w:pStyle w:val="NoSpacing"/>
+        <w:rPr>
+          <w:rFonts w:ascii="Consolas" w:hAnsi="Consolas"/>
+          <w:sz w:val="19"/>
+        </w:rPr>
+      </w:pPr>
+    </w:p>
+    <w:p>
+      <w:pPr>
+        <w:pStyle w:val="NoSpacing"/>
+        <w:rPr>
+          <w:rFonts w:ascii="Consolas" w:hAnsi="Consolas"/>
+          <w:sz w:val="19"/>
+        </w:rPr>
+      </w:pPr>
+      <w:r>
+        <w:rPr>
+          <w:rFonts w:ascii="Consolas" w:hAnsi="Consolas"/>
+          <w:sz w:val="19"/>
+        </w:rPr>
+        <w:t xml:space="preserve">            string userRequest = "Can you look up the current balance for customer ID CUST-778?";</w:t>
+      </w:r>
+    </w:p>
+    <w:p>
+      <w:pPr>
+        <w:pStyle w:val="NoSpacing"/>
+        <w:rPr>
+          <w:rFonts w:ascii="Consolas" w:hAnsi="Consolas"/>
+          <w:sz w:val="19"/>
+        </w:rPr>
+      </w:pPr>
+      <w:r>
+        <w:rPr>
+          <w:rFonts w:ascii="Consolas" w:hAnsi="Consolas"/>
+          <w:sz w:val="19"/>
+        </w:rPr>
+        <w:t xml:space="preserve">            Console.WriteLine($"\nUser: {userRequest}");</w:t>
+      </w:r>
+    </w:p>
+    <w:p>
+      <w:pPr>
+        <w:pStyle w:val="NoSpacing"/>
+        <w:rPr>
+          <w:rFonts w:ascii="Consolas" w:hAnsi="Consolas"/>
+          <w:sz w:val="19"/>
+        </w:rPr>
+      </w:pPr>
+    </w:p>
+    <w:p>
+      <w:pPr>
+        <w:pStyle w:val="NoSpacing"/>
+        <w:rPr>
+          <w:rFonts w:ascii="Consolas" w:hAnsi="Consolas"/>
+          <w:sz w:val="19"/>
+        </w:rPr>
+      </w:pPr>
+      <w:r>
+        <w:rPr>
+          <w:rFonts w:ascii="Consolas" w:hAnsi="Consolas"/>
+          <w:sz w:val="19"/>
+        </w:rPr>
+        <w:t xml:space="preserve">            // 3. Execute with AutoInvoke so the LLM triggers the function filter</w:t>
+      </w:r>
+    </w:p>
+    <w:p>
+      <w:pPr>
+        <w:pStyle w:val="NoSpacing"/>
+        <w:rPr>
+          <w:rFonts w:ascii="Consolas" w:hAnsi="Consolas"/>
+          <w:sz w:val="19"/>
+        </w:rPr>
+      </w:pPr>
+      <w:r>
+        <w:rPr>
+          <w:rFonts w:ascii="Consolas" w:hAnsi="Consolas"/>
+          <w:sz w:val="19"/>
+        </w:rPr>
+        <w:t xml:space="preserve">            var settings = new GeminiPromptExecutionSettings</w:t>
+      </w:r>
+    </w:p>
+    <w:p>
+      <w:pPr>
+        <w:pStyle w:val="NoSpacing"/>
+        <w:rPr>
+          <w:rFonts w:ascii="Consolas" w:hAnsi="Consolas"/>
+          <w:sz w:val="19"/>
+        </w:rPr>
+      </w:pPr>
+      <w:r>
+        <w:rPr>
+          <w:rFonts w:ascii="Consolas" w:hAnsi="Consolas"/>
+          <w:sz w:val="19"/>
+        </w:rPr>
+        <w:t xml:space="preserve">            {</w:t>
+      </w:r>
+    </w:p>
+    <w:p>
+      <w:pPr>
+        <w:pStyle w:val="NoSpacing"/>
+        <w:rPr>
+          <w:rFonts w:ascii="Consolas" w:hAnsi="Consolas"/>
+          <w:sz w:val="19"/>
+        </w:rPr>
+      </w:pPr>
+      <w:r>
+        <w:rPr>
+          <w:rFonts w:ascii="Consolas" w:hAnsi="Consolas"/>
+          <w:sz w:val="19"/>
+        </w:rPr>
+        <w:t xml:space="preserve">                ToolCallBehavior = GeminiToolCallBehavior.AutoInvokeKernelFunctions</w:t>
+      </w:r>
+    </w:p>
+    <w:p>
+      <w:pPr>
+        <w:pStyle w:val="NoSpacing"/>
+        <w:rPr>
+          <w:rFonts w:ascii="Consolas" w:hAnsi="Consolas"/>
+          <w:sz w:val="19"/>
+        </w:rPr>
+      </w:pPr>
+      <w:r>
+        <w:rPr>
+          <w:rFonts w:ascii="Consolas" w:hAnsi="Consolas"/>
+          <w:sz w:val="19"/>
+        </w:rPr>
+        <w:t xml:space="preserve">            };</w:t>
+      </w:r>
+    </w:p>
+    <w:p>
+      <w:pPr>
+        <w:pStyle w:val="NoSpacing"/>
+        <w:rPr>
+          <w:rFonts w:ascii="Consolas" w:hAnsi="Consolas"/>
+          <w:sz w:val="19"/>
+        </w:rPr>
+      </w:pPr>
+    </w:p>
+    <w:p>
+      <w:pPr>
+        <w:pStyle w:val="NoSpacing"/>
+        <w:rPr>
+          <w:rFonts w:ascii="Consolas" w:hAnsi="Consolas"/>
+          <w:sz w:val="19"/>
+        </w:rPr>
+      </w:pPr>
+      <w:r>
+        <w:rPr>
+          <w:rFonts w:ascii="Consolas" w:hAnsi="Consolas"/>
+          <w:sz w:val="19"/>
+        </w:rPr>
+        <w:t xml:space="preserve">      </w:t>
+      </w:r>
+      <w:r>
+        <w:rPr>
+          <w:rFonts w:ascii="Consolas" w:hAnsi="Consolas"/>
+          <w:sz w:val="19"/>
+        </w:rPr>
+        <w:lastRenderedPageBreak/>
+        <w:t xml:space="preserve">      // This single line triggers the prompt fileter, the Gemini API,</w:t>
+      </w:r>
+    </w:p>
+    <w:p>
+      <w:pPr>
+        <w:pStyle w:val="NoSpacing"/>
+        <w:rPr>
+          <w:rFonts w:ascii="Consolas" w:hAnsi="Consolas"/>
+          <w:sz w:val="19"/>
+        </w:rPr>
+      </w:pPr>
+      <w:r>
+        <w:rPr>
+          <w:rFonts w:ascii="Consolas" w:hAnsi="Consolas"/>
+          <w:sz w:val="19"/>
+        </w:rPr>
+        <w:t xml:space="preserve">            // the function filter, the C# tool, and the final Gemini summary!</w:t>
+      </w:r>
+    </w:p>
+    <w:p>
+      <w:pPr>
+        <w:pStyle w:val="NoSpacing"/>
+        <w:rPr>
+          <w:rFonts w:ascii="Consolas" w:hAnsi="Consolas"/>
+          <w:sz w:val="19"/>
+        </w:rPr>
+      </w:pPr>
+      <w:r>
+        <w:rPr>
+          <w:rFonts w:ascii="Consolas" w:hAnsi="Consolas"/>
+          <w:sz w:val="19"/>
+        </w:rPr>
+        <w:t xml:space="preserve">            var result = await kernel.InvokePromptAsync(userRequest, new KernelArguments(settings));</w:t>
+      </w:r>
+    </w:p>
+    <w:p>
+      <w:pPr>
+        <w:pStyle w:val="NoSpacing"/>
+        <w:rPr>
+          <w:rFonts w:ascii="Consolas" w:hAnsi="Consolas"/>
+          <w:sz w:val="19"/>
+        </w:rPr>
+      </w:pPr>
+    </w:p>
+    <w:p>
+      <w:pPr>
+        <w:pStyle w:val="NoSpacing"/>
+        <w:rPr>
+          <w:rFonts w:ascii="Consolas" w:hAnsi="Consolas"/>
+          <w:sz w:val="19"/>
+        </w:rPr>
+      </w:pPr>
+      <w:r>
+        <w:rPr>
+          <w:rFonts w:ascii="Consolas" w:hAnsi="Consolas"/>
+          <w:sz w:val="19"/>
+        </w:rPr>
+        <w:t xml:space="preserve">            Console.WriteLine($"\n[AI FINAL RESPONSE]: {result}");</w:t>
+      </w:r>
+    </w:p>
+    <w:p>
+      <w:pPr>
+        <w:pStyle w:val="NoSpacing"/>
+        <w:rPr>
+          <w:rFonts w:ascii="Consolas" w:hAnsi="Consolas"/>
+          <w:sz w:val="19"/>
+        </w:rPr>
+      </w:pPr>
+      <w:r>
+        <w:rPr>
+          <w:rFonts w:ascii="Consolas" w:hAnsi="Consolas"/>
+          <w:sz w:val="19"/>
+        </w:rPr>
+        <w:t xml:space="preserve">        }</w:t>
+      </w:r>
+    </w:p>
+    <w:p>
+      <w:pPr>
+        <w:pStyle w:val="NoSpacing"/>
+        <w:rPr>
+          <w:rFonts w:ascii="Consolas" w:hAnsi="Consolas"/>
+          <w:sz w:val="19"/>
+        </w:rPr>
+      </w:pPr>
+      <w:r>
+        <w:rPr>
+          <w:rFonts w:ascii="Consolas" w:hAnsi="Consolas"/>
+          <w:sz w:val="19"/>
+        </w:rPr>
+        <w:t xml:space="preserve">    }</w:t>
+      </w:r>
+    </w:p>
+    <w:p>
+      <w:pPr>
+        <w:pStyle w:val="NoSpacing"/>
+        <w:rPr>
+          <w:rFonts w:ascii="Consolas" w:hAnsi="Consolas"/>
+          <w:sz w:val="19"/>
+        </w:rPr>
+      </w:pPr>
+      <w:r>
+        <w:rPr>
+          <w:rFonts w:ascii="Consolas" w:hAnsi="Consolas"/>
+          <w:sz w:val="19"/>
+        </w:rPr>
+        <w:t>}</w:t>
+      </w:r>
+    </w:p>
+    <w:p/>
+    <w:p>
+      <w:pPr>
+        <w:rPr>
+          <w:b/>
+        </w:rPr>
+      </w:pPr>
+      <w:r>
+        <w:rPr>
+          <w:b/>
+        </w:rPr>
+        <w:t>PromptLoggingFilter.cs</w:t>
+      </w:r>
+    </w:p>
+    <w:p>
+      <w:pPr>
+        <w:pStyle w:val="NoSpacing"/>
+        <w:rPr>
+          <w:rFonts w:ascii="Consolas" w:hAnsi="Consolas"/>
+          <w:sz w:val="19"/>
+        </w:rPr>
+      </w:pPr>
+      <w:r>
+        <w:rPr>
+          <w:rFonts w:ascii="Consolas" w:hAnsi="Consolas"/>
+          <w:sz w:val="19"/>
+        </w:rPr>
+        <w:t>// PromptLoggingFilter</w:t>
+      </w:r>
+    </w:p>
+    <w:p>
+      <w:pPr>
+        <w:pStyle w:val="NoSpacing"/>
+        <w:rPr>
+          <w:rFonts w:ascii="Consolas" w:hAnsi="Consolas"/>
+          <w:sz w:val="19"/>
+        </w:rPr>
+      </w:pPr>
+      <w:r>
+        <w:rPr>
+          <w:rFonts w:ascii="Consolas" w:hAnsi="Consolas"/>
+          <w:sz w:val="19"/>
+        </w:rPr>
+        <w:t>// ---------------------------------------------------------------------------</w:t>
+      </w:r>
+    </w:p>
+    <w:p>
+      <w:pPr>
+        <w:pStyle w:val="NoSpacing"/>
+        <w:rPr>
+          <w:rFonts w:ascii="Consolas" w:hAnsi="Consolas"/>
+          <w:sz w:val="19"/>
+        </w:rPr>
+      </w:pPr>
+      <w:r>
+        <w:rPr>
+          <w:rFonts w:ascii="Consolas" w:hAnsi="Consolas"/>
+          <w:sz w:val="19"/>
+        </w:rPr>
+        <w:t>// A cross-cutting observability filter, entirely provider-agnostic: it runs</w:t>
+      </w:r>
+    </w:p>
+    <w:p>
+      <w:pPr>
+        <w:pStyle w:val="NoSpacing"/>
+        <w:rPr>
+          <w:rFonts w:ascii="Consolas" w:hAnsi="Consolas"/>
+          <w:sz w:val="19"/>
+        </w:rPr>
+      </w:pPr>
+      <w:r>
+        <w:rPr>
+          <w:rFonts w:ascii="Consolas" w:hAnsi="Consolas"/>
+          <w:sz w:val="19"/>
+        </w:rPr>
+        <w:t>// around every prompt render regardless of which connector is registered.</w:t>
+      </w:r>
+    </w:p>
+    <w:p>
+      <w:pPr>
+        <w:pStyle w:val="NoSpacing"/>
+        <w:rPr>
+          <w:rFonts w:ascii="Consolas" w:hAnsi="Consolas"/>
+          <w:sz w:val="19"/>
+        </w:rPr>
+      </w:pPr>
+      <w:r>
+        <w:rPr>
+          <w:rFonts w:ascii="Consolas" w:hAnsi="Consolas"/>
+          <w:sz w:val="19"/>
+        </w:rPr>
+        <w:t>using Microsoft.SemanticKernel;</w:t>
+      </w:r>
+    </w:p>
+    <w:p>
+      <w:pPr>
+        <w:pStyle w:val="NoSpacing"/>
+        <w:rPr>
+          <w:rFonts w:ascii="Consolas" w:hAnsi="Consolas"/>
+          <w:sz w:val="19"/>
+        </w:rPr>
+      </w:pPr>
+    </w:p>
+    <w:p>
+      <w:pPr>
+        <w:pStyle w:val="NoSpacing"/>
+        <w:rPr>
+          <w:rFonts w:ascii="Consolas" w:hAnsi="Consolas"/>
+          <w:sz w:val="19"/>
+        </w:rPr>
+      </w:pPr>
+      <w:r>
+        <w:rPr>
+          <w:rFonts w:ascii="Consolas" w:hAnsi="Consolas"/>
+          <w:sz w:val="19"/>
+        </w:rPr>
+        <w:t>namespace FunctionFilters</w:t>
+      </w:r>
+    </w:p>
+    <w:p>
+      <w:pPr>
+        <w:pStyle w:val="NoSpacing"/>
+        <w:rPr>
+          <w:rFonts w:ascii="Consolas" w:hAnsi="Consolas"/>
+          <w:sz w:val="19"/>
+        </w:rPr>
+      </w:pPr>
+      <w:r>
+        <w:rPr>
+          <w:rFonts w:ascii="Consolas" w:hAnsi="Consolas"/>
+          <w:sz w:val="19"/>
+        </w:rPr>
+        <w:t>{</w:t>
+      </w:r>
+    </w:p>
+    <w:p>
+      <w:pPr>
+        <w:pStyle w:val="NoSpacing"/>
+        <w:rPr>
+          <w:rFonts w:ascii="Consolas" w:hAnsi="Consolas"/>
+          <w:sz w:val="19"/>
+        </w:rPr>
+      </w:pPr>
+      <w:r>
+        <w:rPr>
+          <w:rFonts w:ascii="Consolas" w:hAnsi="Consolas"/>
+          <w:sz w:val="19"/>
+        </w:rPr>
+        <w:t xml:space="preserve">    /// &lt;summary&gt;</w:t>
+      </w:r>
+    </w:p>
+    <w:p>
+      <w:pPr>
+        <w:pStyle w:val="NoSpacing"/>
+        <w:rPr>
+          <w:rFonts w:ascii="Consolas" w:hAnsi="Consolas"/>
+          <w:sz w:val="19"/>
+        </w:rPr>
+      </w:pPr>
+      <w:r>
+        <w:rPr>
+          <w:rFonts w:ascii="Consolas" w:hAnsi="Consolas"/>
+          <w:sz w:val="19"/>
+        </w:rPr>
+        <w:t xml:space="preserve">    /// Intercepts the prompt after varaiables are injected, but berfore it reaches Gemini</w:t>
+      </w:r>
+    </w:p>
+    <w:p>
+      <w:pPr>
+        <w:pStyle w:val="NoSpacing"/>
+        <w:rPr>
+          <w:rFonts w:ascii="Consolas" w:hAnsi="Consolas"/>
+          <w:sz w:val="19"/>
+        </w:rPr>
+      </w:pPr>
+      <w:r>
+        <w:rPr>
+          <w:rFonts w:ascii="Consolas" w:hAnsi="Consolas"/>
+          <w:sz w:val="19"/>
+        </w:rPr>
+        <w:t xml:space="preserve">    /// &lt;/summary&gt;</w:t>
+      </w:r>
+    </w:p>
+    <w:p>
+      <w:pPr>
+        <w:pStyle w:val="NoSpacing"/>
+        <w:rPr>
+          <w:rFonts w:ascii="Consolas" w:hAnsi="Consolas"/>
+          <w:sz w:val="19"/>
+        </w:rPr>
+      </w:pPr>
+      <w:r>
+        <w:rPr>
+          <w:rFonts w:ascii="Consolas" w:hAnsi="Consolas"/>
+          <w:sz w:val="19"/>
+        </w:rPr>
+        <w:t xml:space="preserve">    internal class PromptLoggingFilter : IPromptRenderFilter</w:t>
+      </w:r>
+    </w:p>
+    <w:p>
+      <w:pPr>
+        <w:pStyle w:val="NoSpacing"/>
+        <w:rPr>
+          <w:rFonts w:ascii="Consolas" w:hAnsi="Consolas"/>
+          <w:sz w:val="19"/>
+        </w:rPr>
+      </w:pPr>
+      <w:r>
+        <w:rPr>
+          <w:rFonts w:ascii="Consolas" w:hAnsi="Consolas"/>
+          <w:sz w:val="19"/>
+        </w:rPr>
+        <w:t xml:space="preserve">    {</w:t>
+      </w:r>
+    </w:p>
+    <w:p>
+      <w:pPr>
+        <w:pStyle w:val="NoSpacing"/>
+        <w:rPr>
+          <w:rFonts w:ascii="Consolas" w:hAnsi="Consolas"/>
+          <w:sz w:val="19"/>
+        </w:rPr>
+      </w:pPr>
+      <w:r>
+        <w:rPr>
+          <w:rFonts w:ascii="Consolas" w:hAnsi="Consolas"/>
+          <w:sz w:val="19"/>
+        </w:rPr>
+        <w:t xml:space="preserve">        public async Task OnPromptRenderAsync(PromptRenderContext context, Func&lt;PromptRenderContext, Task&gt; next)</w:t>
+      </w:r>
+    </w:p>
+    <w:p>
+      <w:pPr>
+        <w:pStyle w:val="NoSpacing"/>
+        <w:rPr>
+          <w:rFonts w:ascii="Consolas" w:hAnsi="Consolas"/>
+          <w:sz w:val="19"/>
+        </w:rPr>
+      </w:pPr>
+      <w:r>
+        <w:rPr>
+          <w:rFonts w:ascii="Consolas" w:hAnsi="Consolas"/>
+          <w:sz w:val="19"/>
+        </w:rPr>
+        <w:t xml:space="preserve">        {</w:t>
+      </w:r>
+    </w:p>
+    <w:p>
+      <w:pPr>
+        <w:pStyle w:val="NoSpacing"/>
+        <w:rPr>
+          <w:rFonts w:ascii="Consolas" w:hAnsi="Consolas"/>
+          <w:sz w:val="19"/>
+        </w:rPr>
+      </w:pPr>
+      <w:r>
+        <w:rPr>
+          <w:rFonts w:ascii="Consolas" w:hAnsi="Consolas"/>
+          <w:sz w:val="19"/>
+        </w:rPr>
+        <w:t xml:space="preserve">            // The 'next' delegate allows the Kernel to actually render the prompt</w:t>
+      </w:r>
+    </w:p>
+    <w:p>
+      <w:pPr>
+        <w:pStyle w:val="NoSpacing"/>
+        <w:rPr>
+          <w:rFonts w:ascii="Consolas" w:hAnsi="Consolas"/>
+          <w:sz w:val="19"/>
+        </w:rPr>
+      </w:pPr>
+      <w:r>
+        <w:rPr>
+          <w:rFonts w:ascii="Consolas" w:hAnsi="Consolas"/>
+          <w:sz w:val="19"/>
+        </w:rPr>
+        <w:t xml:space="preserve">            await next(context);</w:t>
+      </w:r>
+    </w:p>
+    <w:p>
+      <w:pPr>
+        <w:pStyle w:val="NoSpacing"/>
+        <w:rPr>
+          <w:rFonts w:ascii="Consolas" w:hAnsi="Consolas"/>
+          <w:sz w:val="19"/>
+        </w:rPr>
+      </w:pPr>
+    </w:p>
+    <w:p>
+      <w:pPr>
+        <w:pStyle w:val="NoSpacing"/>
+        <w:rPr>
+          <w:rFonts w:ascii="Consolas" w:hAnsi="Consolas"/>
+          <w:sz w:val="19"/>
+        </w:rPr>
+      </w:pPr>
+      <w:r>
+        <w:rPr>
+          <w:rFonts w:ascii="Consolas" w:hAnsi="Consolas"/>
+          <w:sz w:val="19"/>
+        </w:rPr>
+        <w:t xml:space="preserve">            // Now that it's rendered, we can inspect or modify it</w:t>
+      </w:r>
+    </w:p>
+    <w:p>
+      <w:pPr>
+        <w:pStyle w:val="NoSpacing"/>
+        <w:rPr>
+          <w:rFonts w:ascii="Consolas" w:hAnsi="Consolas"/>
+          <w:sz w:val="19"/>
+        </w:rPr>
+      </w:pPr>
+      <w:r>
+        <w:rPr>
+          <w:rFonts w:ascii="Consolas" w:hAnsi="Consolas"/>
+          <w:sz w:val="19"/>
+        </w:rPr>
+        <w:t xml:space="preserve">            Console.Write("\n[PROMPT LOGGER] Intercepted payload headed to Gemini:");</w:t>
+      </w:r>
+    </w:p>
+    <w:p>
+      <w:pPr>
+        <w:pStyle w:val="NoSpacing"/>
+        <w:rPr>
+          <w:rFonts w:ascii="Consolas" w:hAnsi="Consolas"/>
+          <w:sz w:val="19"/>
+        </w:rPr>
+      </w:pPr>
+      <w:r>
+        <w:rPr>
+          <w:rFonts w:ascii="Consolas" w:hAnsi="Consolas"/>
+          <w:sz w:val="19"/>
+        </w:rPr>
+        <w:t xml:space="preserve">            Console.WriteLine(context.RenderedPrompt);</w:t>
+      </w:r>
+    </w:p>
+    <w:p>
+      <w:pPr>
+        <w:pStyle w:val="NoSpacing"/>
+        <w:rPr>
+          <w:rFonts w:ascii="Consolas" w:hAnsi="Consolas"/>
+          <w:sz w:val="19"/>
+        </w:rPr>
+      </w:pPr>
+      <w:r>
+        <w:rPr>
+          <w:rFonts w:ascii="Consolas" w:hAnsi="Consolas"/>
+          <w:sz w:val="19"/>
+        </w:rPr>
+        <w:t xml:space="preserve">        }</w:t>
+      </w:r>
+    </w:p>
+    <w:p>
+      <w:pPr>
+        <w:pStyle w:val="NoSpacing"/>
+        <w:rPr>
+          <w:rFonts w:ascii="Consolas" w:hAnsi="Consolas"/>
+          <w:sz w:val="19"/>
+        </w:rPr>
+      </w:pPr>
+      <w:r>
+        <w:rPr>
+          <w:rFonts w:ascii="Consolas" w:hAnsi="Consolas"/>
+          <w:sz w:val="19"/>
+        </w:rPr>
+        <w:t xml:space="preserve">    }</w:t>
+      </w:r>
+    </w:p>
+    <w:p>
+      <w:pPr>
+        <w:pStyle w:val="NoSpacing"/>
+        <w:rPr>
+          <w:rFonts w:ascii="Consolas" w:hAnsi="Consolas"/>
+          <w:sz w:val="19"/>
+        </w:rPr>
+      </w:pPr>
+      <w:r>
+        <w:rPr>
+          <w:rFonts w:ascii="Consolas" w:hAnsi="Consolas"/>
+          <w:sz w:val="19"/>
+        </w:rPr>
+        <w:t>}</w:t>
+      </w:r>
+    </w:p>
+    <w:p/>
+    <w:p>
+      <w:pPr>
+        <w:rPr>
+          <w:b/>
+        </w:rPr>
+      </w:pPr>
+      <w:r>
+        <w:rPr>
+          <w:b/>
+        </w:rPr>
+        <w:t>AuditFunctionFilter.cs</w:t>
+      </w:r>
+    </w:p>
+    <w:p>
+      <w:pPr>
+        <w:pStyle w:val="NoSpacing"/>
+        <w:rPr>
+          <w:rFonts w:ascii="Consolas" w:hAnsi="Consolas"/>
+          <w:sz w:val="19"/>
+        </w:rPr>
+      </w:pPr>
+      <w:r>
+        <w:rPr>
+          <w:rFonts w:ascii="Consolas" w:hAnsi="Consolas"/>
+          <w:sz w:val="19"/>
+        </w:rPr>
+        <w:t>// AuditFunctionFilter</w:t>
+      </w:r>
+    </w:p>
+    <w:p>
+      <w:pPr>
+        <w:pStyle w:val="NoSpacing"/>
+        <w:rPr>
+          <w:rFonts w:ascii="Consolas" w:hAnsi="Consolas"/>
+          <w:sz w:val="19"/>
+        </w:rPr>
+      </w:pPr>
+      <w:r>
+        <w:rPr>
+          <w:rFonts w:ascii="Consolas" w:hAnsi="Consolas"/>
+          <w:sz w:val="19"/>
+        </w:rPr>
+        <w:t>// ---------------------------------------------------------------------------</w:t>
+      </w:r>
+    </w:p>
+    <w:p>
+      <w:pPr>
+        <w:pStyle w:val="NoSpacing"/>
+        <w:rPr>
+          <w:rFonts w:ascii="Consolas" w:hAnsi="Consolas"/>
+          <w:sz w:val="19"/>
+        </w:rPr>
+      </w:pPr>
+      <w:r>
+        <w:rPr>
+          <w:rFonts w:ascii="Consolas" w:hAnsi="Consolas"/>
+          <w:sz w:val="19"/>
+        </w:rPr>
+        <w:t>// Wraps every plugin invocation with timing and audit logging. The `next`</w:t>
+      </w:r>
+    </w:p>
+    <w:p>
+      <w:pPr>
+        <w:pStyle w:val="NoSpacing"/>
+        <w:rPr>
+          <w:rFonts w:ascii="Consolas" w:hAnsi="Consolas"/>
+          <w:sz w:val="19"/>
+        </w:rPr>
+      </w:pPr>
+      <w:r>
+        <w:rPr>
+          <w:rFonts w:ascii="Consolas" w:hAnsi="Consolas"/>
+          <w:sz w:val="19"/>
+        </w:rPr>
+        <w:t>// delegate is the actual C# method call - this filter could also cancel it</w:t>
+      </w:r>
+    </w:p>
+    <w:p>
+      <w:pPr>
+        <w:pStyle w:val="NoSpacing"/>
+        <w:rPr>
+          <w:rFonts w:ascii="Consolas" w:hAnsi="Consolas"/>
+          <w:sz w:val="19"/>
+        </w:rPr>
+      </w:pPr>
+      <w:r>
+        <w:rPr>
+          <w:rFonts w:ascii="Consolas" w:hAnsi="Consolas"/>
+          <w:sz w:val="19"/>
+        </w:rPr>
+        <w:t>// (by not calling next() and setting context.Result manually) to enforce a</w:t>
+      </w:r>
+    </w:p>
+    <w:p>
+      <w:pPr>
+        <w:pStyle w:val="NoSpacing"/>
+        <w:rPr>
+          <w:rFonts w:ascii="Consolas" w:hAnsi="Consolas"/>
+          <w:sz w:val="19"/>
+        </w:rPr>
+      </w:pPr>
+      <w:r>
+        <w:rPr>
+          <w:rFonts w:ascii="Consolas" w:hAnsi="Consolas"/>
+          <w:sz w:val="19"/>
+        </w:rPr>
+        <w:t>// security policy before a tool ever runs.</w:t>
+      </w:r>
+    </w:p>
+    <w:p>
+      <w:pPr>
+        <w:pStyle w:val="NoSpacing"/>
+        <w:rPr>
+          <w:rFonts w:ascii="Consolas" w:hAnsi="Consolas"/>
+          <w:sz w:val="19"/>
+        </w:rPr>
+      </w:pPr>
+      <w:r>
+        <w:rPr>
+          <w:rFonts w:ascii="Consolas" w:hAnsi="Consolas"/>
+          <w:sz w:val="19"/>
+        </w:rPr>
+        <w:t>using Microsoft.SemanticKernel;</w:t>
+      </w:r>
+    </w:p>
+    <w:p>
+      <w:pPr>
+        <w:pStyle w:val="NoSpacing"/>
+        <w:rPr>
+          <w:rFonts w:ascii="Consolas" w:hAnsi="Consolas"/>
+          <w:sz w:val="19"/>
+        </w:rPr>
+      </w:pPr>
+      <w:r>
+        <w:rPr>
+          <w:rFonts w:ascii="Consolas" w:hAnsi="Consolas"/>
+          <w:sz w:val="19"/>
+        </w:rPr>
+        <w:t>using System.Diagnostics;</w:t>
+      </w:r>
+    </w:p>
+    <w:p>
+      <w:pPr>
+        <w:pStyle w:val="NoSpacing"/>
+        <w:rPr>
+          <w:rFonts w:ascii="Consolas" w:hAnsi="Consolas"/>
+          <w:sz w:val="19"/>
+        </w:rPr>
+      </w:pPr>
+    </w:p>
+    <w:p>
+      <w:pPr>
+        <w:pStyle w:val="NoSpacing"/>
+        <w:rPr>
+          <w:rFonts w:ascii="Consolas" w:hAnsi="Consolas"/>
+          <w:sz w:val="19"/>
+        </w:rPr>
+      </w:pPr>
+      <w:r>
+        <w:rPr>
+          <w:rFonts w:ascii="Consolas" w:hAnsi="Consolas"/>
+          <w:sz w:val="19"/>
+        </w:rPr>
+        <w:t>namespace FunctionFilters</w:t>
+      </w:r>
+    </w:p>
+    <w:p>
+      <w:pPr>
+        <w:pStyle w:val="NoSpacing"/>
+        <w:rPr>
+          <w:rFonts w:ascii="Consolas" w:hAnsi="Consolas"/>
+          <w:sz w:val="19"/>
+        </w:rPr>
+      </w:pPr>
+      <w:r>
+        <w:rPr>
+          <w:rFonts w:ascii="Consolas" w:hAnsi="Consolas"/>
+          <w:sz w:val="19"/>
+        </w:rPr>
+        <w:t>{</w:t>
+      </w:r>
+    </w:p>
+    <w:p>
+      <w:pPr>
+        <w:pStyle w:val="NoSpacing"/>
+        <w:rPr>
+          <w:rFonts w:ascii="Consolas" w:hAnsi="Consolas"/>
+          <w:sz w:val="19"/>
+        </w:rPr>
+      </w:pPr>
+      <w:r>
+        <w:rPr>
+          <w:rFonts w:ascii="Consolas" w:hAnsi="Consolas"/>
+          <w:sz w:val="19"/>
+        </w:rPr>
+        <w:t xml:space="preserve">    /// &lt;summary&gt;</w:t>
+      </w:r>
+    </w:p>
+    <w:p>
+      <w:pPr>
+        <w:pStyle w:val="NoSpacing"/>
+        <w:rPr>
+          <w:rFonts w:ascii="Consolas" w:hAnsi="Consolas"/>
+          <w:sz w:val="19"/>
+        </w:rPr>
+      </w:pPr>
+      <w:r>
+        <w:rPr>
+          <w:rFonts w:ascii="Consolas" w:hAnsi="Consolas"/>
+          <w:sz w:val="19"/>
+        </w:rPr>
+        <w:t xml:space="preserve">    /// Intercepts tool calls made by the AAI, acting as a security and observability layer.</w:t>
+      </w:r>
+    </w:p>
+    <w:p>
+      <w:pPr>
+        <w:pStyle w:val="NoSpacing"/>
+        <w:rPr>
+          <w:rFonts w:ascii="Consolas" w:hAnsi="Consolas"/>
+          <w:sz w:val="19"/>
+        </w:rPr>
+      </w:pPr>
+      <w:r>
+        <w:rPr>
+          <w:rFonts w:ascii="Consolas" w:hAnsi="Consolas"/>
+          <w:sz w:val="19"/>
+        </w:rPr>
+        <w:t xml:space="preserve">    /// &lt;/summary&gt;</w:t>
+      </w:r>
+    </w:p>
+    <w:p>
+      <w:pPr>
+        <w:pStyle w:val="NoSpacing"/>
+        <w:rPr>
+          <w:rFonts w:ascii="Consolas" w:hAnsi="Consolas"/>
+          <w:sz w:val="19"/>
+        </w:rPr>
+      </w:pPr>
+      <w:r>
+        <w:rPr>
+          <w:rFonts w:ascii="Consolas" w:hAnsi="Consolas"/>
+          <w:sz w:val="19"/>
+        </w:rPr>
+        <w:t xml:space="preserve">    internal class AuditFunctionFilter : IFunctionInvocationFilter</w:t>
+      </w:r>
+    </w:p>
+    <w:p>
+      <w:pPr>
+        <w:pStyle w:val="NoSpacing"/>
+        <w:rPr>
+          <w:rFonts w:ascii="Consolas" w:hAnsi="Consolas"/>
+          <w:sz w:val="19"/>
+        </w:rPr>
+      </w:pPr>
+      <w:r>
+        <w:rPr>
+          <w:rFonts w:ascii="Consolas" w:hAnsi="Consolas"/>
+          <w:sz w:val="19"/>
+        </w:rPr>
+        <w:t xml:space="preserve">    {</w:t>
+      </w:r>
+    </w:p>
+    <w:p>
+      <w:pPr>
+        <w:pStyle w:val="NoSpacing"/>
+        <w:rPr>
+          <w:rFonts w:ascii="Consolas" w:hAnsi="Consolas"/>
+          <w:sz w:val="19"/>
+        </w:rPr>
+      </w:pPr>
+      <w:r>
+        <w:rPr>
+          <w:rFonts w:ascii="Consolas" w:hAnsi="Consolas"/>
+          <w:sz w:val="19"/>
+        </w:rPr>
+        <w:t xml:space="preserve">        public async Task OnFunctionInvocationAsync(FunctionInvocationContext context, Func&lt;FunctionInvocationContext, Task&gt; next)</w:t>
+      </w:r>
+    </w:p>
+    <w:p>
+      <w:pPr>
+        <w:pStyle w:val="NoSpacing"/>
+        <w:rPr>
+          <w:rFonts w:ascii="Consolas" w:hAnsi="Consolas"/>
+          <w:sz w:val="19"/>
+        </w:rPr>
+      </w:pPr>
+      <w:r>
+        <w:rPr>
+          <w:rFonts w:ascii="Consolas" w:hAnsi="Consolas"/>
+          <w:sz w:val="19"/>
+        </w:rPr>
+        <w:t xml:space="preserve">        {</w:t>
+      </w:r>
+    </w:p>
+    <w:p>
+      <w:pPr>
+        <w:pStyle w:val="NoSpacing"/>
+        <w:rPr>
+          <w:rFonts w:ascii="Consolas" w:hAnsi="Consolas"/>
+          <w:sz w:val="19"/>
+        </w:rPr>
+      </w:pPr>
+      <w:r>
+        <w:rPr>
+          <w:rFonts w:ascii="Consolas" w:hAnsi="Consolas"/>
+          <w:sz w:val="19"/>
+        </w:rPr>
+        <w:t xml:space="preserve">            // 1. Pre-Execution logic</w:t>
+      </w:r>
+    </w:p>
+    <w:p>
+      <w:pPr>
+        <w:pStyle w:val="NoSpacing"/>
+        <w:rPr>
+          <w:rFonts w:ascii="Consolas" w:hAnsi="Consolas"/>
+          <w:sz w:val="19"/>
+        </w:rPr>
+      </w:pPr>
+      <w:r>
+        <w:rPr>
+          <w:rFonts w:ascii="Consolas" w:hAnsi="Consolas"/>
+          <w:sz w:val="19"/>
+        </w:rPr>
+        <w:t xml:space="preserve">            var sw = Stopwatch.StartNew();</w:t>
+      </w:r>
+    </w:p>
+    <w:p>
+      <w:pPr>
+        <w:pStyle w:val="NoSpacing"/>
+        <w:rPr>
+          <w:rFonts w:ascii="Consolas" w:hAnsi="Consolas"/>
+          <w:sz w:val="19"/>
+        </w:rPr>
+      </w:pPr>
+      <w:r>
+        <w:rPr>
+          <w:rFonts w:ascii="Consolas" w:hAnsi="Consolas"/>
+          <w:sz w:val="19"/>
+        </w:rPr>
+        <w:t xml:space="preserve">            Console.WriteLine($"\n[AUDIT] AI requested tool execution: {context.Function.PluginName}");</w:t>
+      </w:r>
+    </w:p>
+    <w:p>
+      <w:pPr>
+        <w:pStyle w:val="NoSpacing"/>
+        <w:rPr>
+          <w:rFonts w:ascii="Consolas" w:hAnsi="Consolas"/>
+          <w:sz w:val="19"/>
+        </w:rPr>
+      </w:pPr>
+    </w:p>
+    <w:p>
+      <w:pPr>
+        <w:pStyle w:val="NoSpacing"/>
+        <w:rPr>
+          <w:rFonts w:ascii="Consolas" w:hAnsi="Consolas"/>
+          <w:sz w:val="19"/>
+        </w:rPr>
+      </w:pPr>
+      <w:r>
+        <w:rPr>
+          <w:rFonts w:ascii="Consolas" w:hAnsi="Consolas"/>
+          <w:sz w:val="19"/>
+        </w:rPr>
+        <w:t xml:space="preserve">            // Note: You could cancel the execution here by throwing an exception</w:t>
+      </w:r>
+    </w:p>
+    <w:p>
+      <w:pPr>
+        <w:pStyle w:val="NoSpacing"/>
+        <w:rPr>
+          <w:rFonts w:ascii="Consolas" w:hAnsi="Consolas"/>
+          <w:sz w:val="19"/>
+        </w:rPr>
+      </w:pPr>
+      <w:r>
+        <w:rPr>
+          <w:rFonts w:ascii="Consolas" w:hAnsi="Consolas"/>
+          <w:sz w:val="19"/>
+        </w:rPr>
+        <w:t xml:space="preserve">            // or setting context.Result manually without calling next()</w:t>
+      </w:r>
+    </w:p>
+    <w:p>
+      <w:pPr>
+        <w:pStyle w:val="NoSpacing"/>
+        <w:rPr>
+          <w:rFonts w:ascii="Consolas" w:hAnsi="Consolas"/>
+          <w:sz w:val="19"/>
+        </w:rPr>
+      </w:pPr>
+    </w:p>
+    <w:p>
+      <w:pPr>
+        <w:pStyle w:val="NoSpacing"/>
+        <w:rPr>
+          <w:rFonts w:ascii="Consolas" w:hAnsi="Consolas"/>
+          <w:sz w:val="19"/>
+        </w:rPr>
+      </w:pPr>
+      <w:r>
+        <w:rPr>
+          <w:rFonts w:ascii="Consolas" w:hAnsi="Consolas"/>
+          <w:sz w:val="19"/>
+        </w:rPr>
+        <w:t xml:space="preserve">            // 2. Execute the actual C# method</w:t>
+      </w:r>
+    </w:p>
+    <w:p>
+      <w:pPr>
+        <w:pStyle w:val="NoSpacing"/>
+        <w:rPr>
+          <w:rFonts w:ascii="Consolas" w:hAnsi="Consolas"/>
+          <w:sz w:val="19"/>
+        </w:rPr>
+      </w:pPr>
+      <w:r>
+        <w:rPr>
+          <w:rFonts w:ascii="Consolas" w:hAnsi="Consolas"/>
+          <w:sz w:val="19"/>
+        </w:rPr>
+        <w:t xml:space="preserve">            await next(context);</w:t>
+      </w:r>
+    </w:p>
+    <w:p>
+      <w:pPr>
+        <w:pStyle w:val="NoSpacing"/>
+        <w:rPr>
+          <w:rFonts w:ascii="Consolas" w:hAnsi="Consolas"/>
+          <w:sz w:val="19"/>
+        </w:rPr>
+      </w:pPr>
+    </w:p>
+    <w:p>
+      <w:pPr>
+        <w:pStyle w:val="NoSpacing"/>
+        <w:rPr>
+          <w:rFonts w:ascii="Consolas" w:hAnsi="Consolas"/>
+          <w:sz w:val="19"/>
+        </w:rPr>
+      </w:pPr>
+      <w:r>
+        <w:rPr>
+          <w:rFonts w:ascii="Consolas" w:hAnsi="Consolas"/>
+          <w:sz w:val="19"/>
+        </w:rPr>
+        <w:t xml:space="preserve">            // 3. Post-Execution logic</w:t>
+      </w:r>
+    </w:p>
+    <w:p>
+      <w:pPr>
+        <w:pStyle w:val="NoSpacing"/>
+        <w:rPr>
+          <w:rFonts w:ascii="Consolas" w:hAnsi="Consolas"/>
+          <w:sz w:val="19"/>
+        </w:rPr>
+      </w:pPr>
+      <w:r>
+        <w:rPr>
+          <w:rFonts w:ascii="Consolas" w:hAnsi="Consolas"/>
+          <w:sz w:val="19"/>
+        </w:rPr>
+        <w:t xml:space="preserve">            sw.Stop();</w:t>
+      </w:r>
+    </w:p>
+    <w:p>
+      <w:pPr>
+        <w:pStyle w:val="NoSpacing"/>
+        <w:rPr>
+          <w:rFonts w:ascii="Consolas" w:hAnsi="Consolas"/>
+          <w:sz w:val="19"/>
+        </w:rPr>
+      </w:pPr>
+      <w:r>
+        <w:rPr>
+          <w:rFonts w:ascii="Consolas" w:hAnsi="Consolas"/>
+          <w:sz w:val="19"/>
+        </w:rPr>
+        <w:t xml:space="preserve">            Console.WriteLine($"[AUDIT] Finished {context.Function.Name}, Duration: {sw.ElapsedMilliseconds}ms");</w:t>
+      </w:r>
+    </w:p>
+    <w:p>
+      <w:pPr>
+        <w:pStyle w:val="NoSpacing"/>
+        <w:rPr>
+          <w:rFonts w:ascii="Consolas" w:hAnsi="Consolas"/>
+          <w:sz w:val="19"/>
+        </w:rPr>
+      </w:pPr>
+      <w:r>
+        <w:rPr>
+          <w:rFonts w:ascii="Consolas" w:hAnsi="Consolas"/>
+          <w:sz w:val="19"/>
+        </w:rPr>
+        <w:t xml:space="preserve">            Console.WriteLine($"[AUDIT] Tool returned: {context.Result}");</w:t>
+      </w:r>
+    </w:p>
+    <w:p>
+      <w:pPr>
+        <w:pStyle w:val="NoSpacing"/>
+        <w:rPr>
+          <w:rFonts w:ascii="Consolas" w:hAnsi="Consolas"/>
+          <w:sz w:val="19"/>
+        </w:rPr>
+      </w:pPr>
+      <w:r>
+        <w:rPr>
+          <w:rFonts w:ascii="Consolas" w:hAnsi="Consolas"/>
+          <w:sz w:val="19"/>
+        </w:rPr>
+        <w:t xml:space="preserve">        }</w:t>
+      </w:r>
+    </w:p>
+    <w:p>
+      <w:pPr>
+        <w:pStyle w:val="NoSpacing"/>
+        <w:rPr>
+          <w:rFonts w:ascii="Consolas" w:hAnsi="Consolas"/>
+          <w:sz w:val="19"/>
+        </w:rPr>
+      </w:pPr>
+      <w:r>
+        <w:rPr>
+          <w:rFonts w:ascii="Consolas" w:hAnsi="Consolas"/>
+          <w:sz w:val="19"/>
+        </w:rPr>
+        <w:t xml:space="preserve">    }</w:t>
+      </w:r>
+    </w:p>
+    <w:p>
+      <w:pPr>
+        <w:pStyle w:val="NoSpacing"/>
+        <w:rPr>
+          <w:rFonts w:ascii="Consolas" w:hAnsi="Consolas"/>
+          <w:sz w:val="19"/>
+        </w:rPr>
+      </w:pPr>
+      <w:r>
+        <w:rPr>
+          <w:rFonts w:ascii="Consolas" w:hAnsi="Consolas"/>
+          <w:sz w:val="19"/>
+        </w:rPr>
+        <w:t>}</w:t>
+      </w:r>
+    </w:p>
+    <w:p/>
+    <w:p>
+      <w:pPr>
+        <w:rPr>
+          <w:b/>
+        </w:rPr>
+      </w:pPr>
+      <w:r>
+        <w:rPr>
+          <w:b/>
+        </w:rPr>
+        <w:t>SecureDatabasePlugin.cs</w:t>
+      </w:r>
+    </w:p>
+    <w:p>
+      <w:pPr>
+        <w:pStyle w:val="NoSpacing"/>
+        <w:rPr>
+          <w:rFonts w:ascii="Consolas" w:hAnsi="Consolas"/>
+          <w:sz w:val="19"/>
+        </w:rPr>
+      </w:pPr>
+      <w:r>
+        <w:rPr>
+          <w:rFonts w:ascii="Consolas" w:hAnsi="Consolas"/>
+          <w:sz w:val="19"/>
+        </w:rPr>
+        <w:t>// SecureDatabasePlugin</w:t>
+      </w:r>
+    </w:p>
+    <w:p>
+      <w:pPr>
+        <w:pStyle w:val="NoSpacing"/>
+        <w:rPr>
+          <w:rFonts w:ascii="Consolas" w:hAnsi="Consolas"/>
+          <w:sz w:val="19"/>
+        </w:rPr>
+      </w:pPr>
+      <w:r>
+        <w:rPr>
+          <w:rFonts w:ascii="Consolas" w:hAnsi="Consolas"/>
+          <w:sz w:val="19"/>
+        </w:rPr>
+        <w:t>// ---------------------------------------------------------------------------</w:t>
+      </w:r>
+    </w:p>
+    <w:p>
+      <w:pPr>
+        <w:pStyle w:val="NoSpacing"/>
+        <w:rPr>
+          <w:rFonts w:ascii="Consolas" w:hAnsi="Consolas"/>
+          <w:sz w:val="19"/>
+        </w:rPr>
+      </w:pPr>
+      <w:r>
+        <w:rPr>
+          <w:rFonts w:ascii="Consolas" w:hAnsi="Consolas"/>
+          <w:sz w:val="19"/>
+        </w:rPr>
+        <w:t>// A plain, single-purpose plugin with zero logging/timing code - all of that</w:t>
+      </w:r>
+    </w:p>
+    <w:p>
+      <w:pPr>
+        <w:pStyle w:val="NoSpacing"/>
+        <w:rPr>
+          <w:rFonts w:ascii="Consolas" w:hAnsi="Consolas"/>
+          <w:sz w:val="19"/>
+        </w:rPr>
+      </w:pPr>
+      <w:r>
+        <w:rPr>
+          <w:rFonts w:ascii="Consolas" w:hAnsi="Consolas"/>
+          <w:sz w:val="19"/>
+        </w:rPr>
+        <w:t>// cross-cutting concern lives in the filters instead, keeping this class</w:t>
+      </w:r>
+    </w:p>
+    <w:p>
+      <w:pPr>
+        <w:pStyle w:val="NoSpacing"/>
+        <w:rPr>
+          <w:rFonts w:ascii="Consolas" w:hAnsi="Consolas"/>
+          <w:sz w:val="19"/>
+        </w:rPr>
+      </w:pPr>
+      <w:r>
+        <w:rPr>
+          <w:rFonts w:ascii="Consolas" w:hAnsi="Consolas"/>
+          <w:sz w:val="19"/>
+        </w:rPr>
+        <w:t>// focused only on its actual job.</w:t>
+      </w:r>
+    </w:p>
+    <w:p>
+      <w:pPr>
+        <w:pStyle w:val="NoSpacing"/>
+        <w:rPr>
+          <w:rFonts w:ascii="Consolas" w:hAnsi="Consolas"/>
+          <w:sz w:val="19"/>
+        </w:rPr>
+      </w:pPr>
+      <w:r>
+        <w:rPr>
+          <w:rFonts w:ascii="Consolas" w:hAnsi="Consolas"/>
+          <w:sz w:val="19"/>
+        </w:rPr>
+        <w:t>using Microsoft.SemanticKernel;</w:t>
+      </w:r>
+    </w:p>
+    <w:p>
+      <w:pPr>
+        <w:pStyle w:val="NoSpacing"/>
+        <w:rPr>
+          <w:rFonts w:ascii="Consolas" w:hAnsi="Consolas"/>
+          <w:sz w:val="19"/>
+        </w:rPr>
+      </w:pPr>
+      <w:r>
+        <w:rPr>
+          <w:rFonts w:ascii="Consolas" w:hAnsi="Consolas"/>
+          <w:sz w:val="19"/>
+        </w:rPr>
+        <w:t>using System.ComponentModel;</w:t>
+      </w:r>
+    </w:p>
+    <w:p>
+      <w:pPr>
+        <w:pStyle w:val="NoSpacing"/>
+        <w:rPr>
+          <w:rFonts w:ascii="Consolas" w:hAnsi="Consolas"/>
+          <w:sz w:val="19"/>
+        </w:rPr>
+      </w:pPr>
+    </w:p>
+    <w:p>
+      <w:pPr>
+        <w:pStyle w:val="NoSpacing"/>
+        <w:rPr>
+          <w:rFonts w:ascii="Consolas" w:hAnsi="Consolas"/>
+          <w:sz w:val="19"/>
+        </w:rPr>
+      </w:pPr>
+      <w:r>
+        <w:rPr>
+          <w:rFonts w:ascii="Consolas" w:hAnsi="Consolas"/>
+          <w:sz w:val="19"/>
+        </w:rPr>
+        <w:t>namespace FunctionFilters</w:t>
+      </w:r>
+    </w:p>
+    <w:p>
+      <w:pPr>
+        <w:pStyle w:val="NoSpacing"/>
+        <w:rPr>
+          <w:rFonts w:ascii="Consolas" w:hAnsi="Consolas"/>
+          <w:sz w:val="19"/>
+        </w:rPr>
+      </w:pPr>
+      <w:r>
+        <w:rPr>
+          <w:rFonts w:ascii="Consolas" w:hAnsi="Consolas"/>
+          <w:sz w:val="19"/>
+        </w:rPr>
+        <w:t>{</w:t>
+      </w:r>
+    </w:p>
+    <w:p>
+      <w:pPr>
+        <w:pStyle w:val="NoSpacing"/>
+        <w:rPr>
+          <w:rFonts w:ascii="Consolas" w:hAnsi="Consolas"/>
+          <w:sz w:val="19"/>
+        </w:rPr>
+      </w:pPr>
+      <w:r>
+        <w:rPr>
+          <w:rFonts w:ascii="Consolas" w:hAnsi="Consolas"/>
+          <w:sz w:val="19"/>
+        </w:rPr>
+        <w:t xml:space="preserve">    /// &lt;summary&gt;</w:t>
+      </w:r>
+    </w:p>
+    <w:p>
+      <w:pPr>
+        <w:pStyle w:val="NoSpacing"/>
+        <w:rPr>
+          <w:rFonts w:ascii="Consolas" w:hAnsi="Consolas"/>
+          <w:sz w:val="19"/>
+        </w:rPr>
+      </w:pPr>
+      <w:r>
+        <w:rPr>
+          <w:rFonts w:ascii="Consolas" w:hAnsi="Consolas"/>
+          <w:sz w:val="19"/>
+        </w:rPr>
+        <w:t xml:space="preserve">    /// A mock data plugin that the AI will autonomously decide to call.</w:t>
+      </w:r>
+    </w:p>
+    <w:p>
+      <w:pPr>
+        <w:pStyle w:val="NoSpacing"/>
+        <w:rPr>
+          <w:rFonts w:ascii="Consolas" w:hAnsi="Consolas"/>
+          <w:sz w:val="19"/>
+        </w:rPr>
+      </w:pPr>
+      <w:r>
+        <w:rPr>
+          <w:rFonts w:ascii="Consolas" w:hAnsi="Consolas"/>
+          <w:sz w:val="19"/>
+        </w:rPr>
+        <w:t xml:space="preserve">    /// &lt;/summary&gt;</w:t>
+      </w:r>
+    </w:p>
+    <w:p>
+      <w:pPr>
+        <w:pStyle w:val="NoSpacing"/>
+        <w:rPr>
+          <w:rFonts w:ascii="Consolas" w:hAnsi="Consolas"/>
+          <w:sz w:val="19"/>
+        </w:rPr>
+      </w:pPr>
+      <w:r>
+        <w:rPr>
+          <w:rFonts w:ascii="Consolas" w:hAnsi="Consolas"/>
+          <w:sz w:val="19"/>
+        </w:rPr>
+        <w:t xml:space="preserve">    internal class SecureDatabasePlugin</w:t>
+      </w:r>
+    </w:p>
+    <w:p>
+      <w:pPr>
+        <w:pStyle w:val="NoSpacing"/>
+        <w:rPr>
+          <w:rFonts w:ascii="Consolas" w:hAnsi="Consolas"/>
+          <w:sz w:val="19"/>
+        </w:rPr>
+      </w:pPr>
+      <w:r>
+        <w:rPr>
+          <w:rFonts w:ascii="Consolas" w:hAnsi="Consolas"/>
+          <w:sz w:val="19"/>
+        </w:rPr>
+        <w:t xml:space="preserve">    {</w:t>
+      </w:r>
+    </w:p>
+    <w:p>
+      <w:pPr>
+        <w:pStyle w:val="NoSpacing"/>
+        <w:rPr>
+          <w:rFonts w:ascii="Consolas" w:hAnsi="Consolas"/>
+          <w:sz w:val="19"/>
+        </w:rPr>
+      </w:pPr>
+      <w:r>
+        <w:rPr>
+          <w:rFonts w:ascii="Consolas" w:hAnsi="Consolas"/>
+          <w:sz w:val="19"/>
+        </w:rPr>
+        <w:t xml:space="preserve">        [KernelFunction("GetCustomerBalance")]</w:t>
+      </w:r>
+    </w:p>
+    <w:p>
+      <w:pPr>
+        <w:pStyle w:val="NoSpacing"/>
+        <w:rPr>
+          <w:rFonts w:ascii="Consolas" w:hAnsi="Consolas"/>
+          <w:sz w:val="19"/>
+        </w:rPr>
+      </w:pPr>
+      <w:r>
+        <w:rPr>
+          <w:rFonts w:ascii="Consolas" w:hAnsi="Consolas"/>
+          <w:sz w:val="19"/>
+        </w:rPr>
+        <w:t xml:space="preserve">        [Description("Retrieves the account balance for a specific customer ID.")]</w:t>
+      </w:r>
+    </w:p>
+    <w:p>
+      <w:pPr>
+        <w:pStyle w:val="NoSpacing"/>
+        <w:rPr>
+          <w:rFonts w:ascii="Consolas" w:hAnsi="Consolas"/>
+          <w:sz w:val="19"/>
+        </w:rPr>
+      </w:pPr>
+      <w:r>
+        <w:rPr>
+          <w:rFonts w:ascii="Consolas" w:hAnsi="Consolas"/>
+          <w:sz w:val="19"/>
+        </w:rPr>
+        <w:t xml:space="preserve">        public async Task&lt;string&gt; GetBalanceAsync([Description("The unique customer ID")]string customerId)</w:t>
+      </w:r>
+    </w:p>
+    <w:p>
+      <w:pPr>
+        <w:pStyle w:val="NoSpacing"/>
+        <w:rPr>
+          <w:rFonts w:ascii="Consolas" w:hAnsi="Consolas"/>
+          <w:sz w:val="19"/>
+        </w:rPr>
+      </w:pPr>
+      <w:r>
+        <w:rPr>
+          <w:rFonts w:ascii="Consolas" w:hAnsi="Consolas"/>
+          <w:sz w:val="19"/>
+        </w:rPr>
+        <w:t xml:space="preserve">        {</w:t>
+      </w:r>
+    </w:p>
+    <w:p>
+      <w:pPr>
+        <w:pStyle w:val="NoSpacing"/>
+        <w:rPr>
+          <w:rFonts w:ascii="Consolas" w:hAnsi="Consolas"/>
+          <w:sz w:val="19"/>
+        </w:rPr>
+      </w:pPr>
+      <w:r>
+        <w:rPr>
+          <w:rFonts w:ascii="Consolas" w:hAnsi="Consolas"/>
+          <w:sz w:val="19"/>
+        </w:rPr>
+        <w:t xml:space="preserve">            // Simulate a neetwork/database delay</w:t>
+      </w:r>
+    </w:p>
+    <w:p>
+      <w:pPr>
+        <w:pStyle w:val="NoSpacing"/>
+        <w:rPr>
+          <w:rFonts w:ascii="Consolas" w:hAnsi="Consolas"/>
+          <w:sz w:val="19"/>
+        </w:rPr>
+      </w:pPr>
+      <w:r>
+        <w:rPr>
+          <w:rFonts w:ascii="Consolas" w:hAnsi="Consolas"/>
+          <w:sz w:val="19"/>
+        </w:rPr>
+        <w:t xml:space="preserve">            await Task.Delay(400);</w:t>
+      </w:r>
+    </w:p>
+    <w:p>
+      <w:pPr>
+        <w:pStyle w:val="NoSpacing"/>
+        <w:rPr>
+          <w:rFonts w:ascii="Consolas" w:hAnsi="Consolas"/>
+          <w:sz w:val="19"/>
+        </w:rPr>
+      </w:pPr>
+    </w:p>
+    <w:p>
+      <w:pPr>
+        <w:pStyle w:val="NoSpacing"/>
+        <w:rPr>
+          <w:rFonts w:ascii="Consolas" w:hAnsi="Consolas"/>
+          <w:sz w:val="19"/>
+        </w:rPr>
+      </w:pPr>
+      <w:r>
+        <w:rPr>
+          <w:rFonts w:ascii="Consolas" w:hAnsi="Consolas"/>
+          <w:sz w:val="19"/>
+        </w:rPr>
+        <w:t xml:space="preserve">            //string response = $"Customer {customerId} has an active balance of $5,240";</w:t>
+      </w:r>
+    </w:p>
+    <w:p>
+      <w:pPr>
+        <w:pStyle w:val="NoSpacing"/>
+        <w:rPr>
+          <w:rFonts w:ascii="Consolas" w:hAnsi="Consolas"/>
+          <w:sz w:val="19"/>
+        </w:rPr>
+      </w:pPr>
+      <w:r>
+        <w:rPr>
+          <w:rFonts w:ascii="Consolas" w:hAnsi="Consolas"/>
+          <w:sz w:val="19"/>
+        </w:rPr>
+        <w:t xml:space="preserve">            string response = "$5,240";</w:t>
+      </w:r>
+    </w:p>
+    <w:p>
+      <w:pPr>
+        <w:pStyle w:val="NoSpacing"/>
+        <w:rPr>
+          <w:rFonts w:ascii="Consolas" w:hAnsi="Consolas"/>
+          <w:sz w:val="19"/>
+        </w:rPr>
+      </w:pPr>
+      <w:r>
+        <w:rPr>
+          <w:rFonts w:ascii="Consolas" w:hAnsi="Consolas"/>
+          <w:sz w:val="19"/>
+        </w:rPr>
+        <w:t xml:space="preserve">            Console.WriteLine($"[DATABASE PLUGIN]: {response}");</w:t>
+      </w:r>
+    </w:p>
+    <w:p>
+      <w:pPr>
+        <w:pStyle w:val="NoSpacing"/>
+        <w:rPr>
+          <w:rFonts w:ascii="Consolas" w:hAnsi="Consolas"/>
+          <w:sz w:val="19"/>
+        </w:rPr>
+      </w:pPr>
+      <w:r>
+        <w:rPr>
+          <w:rFonts w:ascii="Consolas" w:hAnsi="Consolas"/>
+          <w:sz w:val="19"/>
+        </w:rPr>
+        <w:t xml:space="preserve">            return response;</w:t>
+      </w:r>
+    </w:p>
+    <w:p>
+      <w:pPr>
+        <w:pStyle w:val="NoSpacing"/>
+        <w:rPr>
+          <w:rFonts w:ascii="Consolas" w:hAnsi="Consolas"/>
+          <w:sz w:val="19"/>
+        </w:rPr>
+      </w:pPr>
+      <w:r>
+        <w:rPr>
+          <w:rFonts w:ascii="Consolas" w:hAnsi="Consolas"/>
+          <w:sz w:val="19"/>
+        </w:rPr>
+        <w:t xml:space="preserve">        }</w:t>
+      </w:r>
+    </w:p>
+    <w:p>
+      <w:pPr>
+        <w:pStyle w:val="NoSpacing"/>
+        <w:rPr>
+          <w:rFonts w:ascii="Consolas" w:hAnsi="Consolas"/>
+          <w:sz w:val="19"/>
+        </w:rPr>
+      </w:pPr>
+      <w:r>
+        <w:rPr>
+          <w:rFonts w:ascii="Consolas" w:hAnsi="Consolas"/>
+          <w:sz w:val="19"/>
+        </w:rPr>
+        <w:t xml:space="preserve">    }</w:t>
+      </w:r>
+    </w:p>
+    <w:p>
+      <w:pPr>
+        <w:pStyle w:val="NoSpacing"/>
+        <w:rPr>
+          <w:rFonts w:ascii="Consolas" w:hAnsi="Consolas"/>
+          <w:sz w:val="19"/>
+        </w:rPr>
+      </w:pPr>
+      <w:r>
+        <w:rPr>
+          <w:rFonts w:ascii="Consolas" w:hAnsi="Consolas"/>
+          <w:sz w:val="19"/>
+        </w:rPr>
+        <w:t>}</w:t>
+      </w:r>
+    </w:p>
+    <w:p/>
+    <w:p>
+      <w:pPr>
+        <w:pStyle w:val="Heading2"/>
+      </w:pPr>
+      <w:r>
+        <w:t>5. Code Walkthrough &amp; Explanations</w:t>
+      </w:r>
+    </w:p>
+    <w:p/>
+    <w:p>
+      <w:r>
+        <w:rPr>
+          <w:b/>
+        </w:rPr>
+        <w:t>Step 1: Registering Filters Before Build().</w:t>
+      </w:r>
+      <w:r>
+        <w:t xml:space="preserve"> The most important line to point out to students is that filters go on `builder.Services`, not on the kernel directly — `builder.Services.AddSingleton&lt;IPromptRenderFilter, PromptLoggingFilter&gt;()` and the analogous line for `IFunctionInvocationFilter`. This is standard .NET dependency injection: Semantic Kernel's `Kernel.Build()` reads whatever is registered in that service collection and wires it into the pipeline automatically. Once built, the kernel guarantees these filters run around *every* qualifying operation for the lifetime of that kernel — there's no per-call opt-in.</w:t>
+      </w:r>
+    </w:p>
+    <w:p/>
+    <w:p>
+      <w:r>
+        <w:rPr>
+          <w:b/>
+        </w:rPr>
+        <w:t>Step 2: The Plugin Stays Clean (SecureDatabasePlugin.cs).</w:t>
+      </w:r>
+      <w:r>
+        <w:t xml:space="preserve"> `SecureDatabasePlugin.GetBalanceAsync` does exactly one thing: simulate a database lookup (`Task.Delay(400)`) and return a balance. It has one stray `Console.WriteLine` left in for demonstration visibility, but no stopwatch, no structured logging, no audit trail — that's the point. In a codebase with dozens of plugins, you do not want every single one hand-rolling its own logging code; that's a cross-cutting concern, and cross-cutting concerns belong in filters, not scattered across business logic.</w:t>
+      </w:r>
+    </w:p>
+    <w:p/>
+    <w:p>
+      <w:r>
+        <w:rPr>
+          <w:b/>
+        </w:rPr>
+        <w:t>Step 3: IPromptRenderFilter — Intercepting What Gemini Actually Sees.</w:t>
+      </w:r>
+      <w:r>
+        <w:t xml:space="preserve"> `PromptLoggingFilter.OnPromptRenderAsync` receives a `PromptRenderContext` and a `next` delegate. Calling `await next(context)` is what actually triggers Semantic Kernel to render the prompt template (substituting any variables). Only *after* that call returns does `context.RenderedPrompt` contain the final string — which is why the logging happens after `next`, not before. This filter fires every single time a prompt is about to be sent to the model, which in this program happens twice: once for the user's initial question, and once more when Semantic Kernel feeds the tool's result back to Gemini to produce the final natural-language answer.</w:t>
+      </w:r>
+    </w:p>
+    <w:p/>
+    <w:p>
+      <w:r>
+        <w:rPr>
+          <w:b/>
+        </w:rPr>
+        <w:t>Step 4: IFunctionInvocationFilter — Wrapping the Actual Tool Call.</w:t>
+      </w:r>
+      <w:r>
+        <w:t xml:space="preserve"> `AuditFunctionFilter.OnFunctionInvocationAsync` follows the identical middleware shape but wraps a different point in the pipeline: the moment Semantic Kernel is about to invoke a `[KernelFunction]` C# method that the model asked for. Here the pattern is genuinely "before/after": a `Stopwatch` starts, a log line announces which plugin/function is about to run, `await next(context)` executes the real `GetBalanceAsync` method, and then post-execution code logs the elapsed milliseconds and the actual return value via `context.Result`.</w:t>
+      </w:r>
+    </w:p>
+    <w:p/>
+    <w:p>
+      <w:r>
+        <w:rPr>
+          <w:b/>
+        </w:rPr>
+        <w:t>Step 5: The Filter Could Say No.</w:t>
+      </w:r>
+      <w:r>
+        <w:t xml:space="preserve"> The comment inside `AuditFunctionFilter` calls out something not actually exercised in this demo but critical to understand: because the filter controls whether `next(context)` is ever called, it can act as a security gate. If some policy check failed — say, the requested customer ID matched a blocklist — the filter could simply not call `next()`, set `context.Result` to a rejection message itself, or throw, and the real database plugin method would never execute at all. This is the same power ASP.NET Core middleware has to short-circuit a request pipeline before it reaches a controller.</w:t>
+      </w:r>
+    </w:p>
+    <w:p/>
+    <w:p>
+      <w:r>
+        <w:rPr>
+          <w:b/>
+        </w:rPr>
+        <w:t>Step 6: Why AutoInvoke Is Needed to See Any of This.</w:t>
+      </w:r>
+      <w:r>
+        <w:t xml:space="preserve"> `GeminiToolCallBehavior.AutoInvokeKernelFunctions` is what causes Gemini to actually decide, mid-conversation, that it needs to call `GetCustomerBalance` — and Semantic Kernel automatically executes that call rather than just reporting "the model wants to call this function" back to your code. Without AutoInvoke, `AuditFunctionFilter` would never fire, because no function would ever actually be invoked.</w:t>
+      </w:r>
+    </w:p>
+    <w:p/>
+    <w:p>
+      <w:r>
+        <w:rPr>
+          <w:b/>
+        </w:rPr>
+        <w:t>Step 7: Tracing One Line of Code Through Four Systems.</w:t>
+      </w:r>
+      <w:r>
+        <w:t xml:space="preserve"> The comment on the final `kernel.InvokePromptAsync` call is worth dwelling on with students: this single line triggers, in order, the prompt filter (logging the initial question), the real Gemini API call (which decides a tool is needed), the function filter (timing/auditing the plugin call), the actual C# `GetBalanceAsync` method, and then the prompt filter again (logging the follow-up prompt that includes the tool's result) before Gemini produces its final English answer. Filters make all of that internal machinery visible without touching a single line of the plugin or the prompt string itself.</w:t>
+      </w:r>
+    </w:p>
+    <w:p/>
+    <w:p>
+      <w:pPr>
+        <w:pStyle w:val="Heading2"/>
+      </w:pPr>
+      <w:r>
+        <w:t>6. Expected Output for Demonstration</w:t>
+      </w:r>
+    </w:p>
+    <w:p>
+      <w:pPr>
+        <w:pStyle w:val="NoSpacing"/>
+        <w:rPr>
+          <w:rFonts w:ascii="Consolas" w:hAnsi="Consolas"/>
+          <w:sz w:val="19"/>
+        </w:rPr>
+      </w:pPr>
+      <w:r>
+        <w:rPr>
+          <w:rFonts w:ascii="Consolas" w:hAnsi="Consolas"/>
+          <w:sz w:val="19"/>
+        </w:rPr>
+        <w:t>System online with middleware filters active.</w:t>
+      </w:r>
+    </w:p>
+    <w:p>
+      <w:pPr>
+        <w:pStyle w:val="NoSpacing"/>
+        <w:rPr>
+          <w:rFonts w:ascii="Consolas" w:hAnsi="Consolas"/>
+          <w:sz w:val="19"/>
+        </w:rPr>
+      </w:pPr>
+    </w:p>
+    <w:p>
+      <w:pPr>
+        <w:pStyle w:val="NoSpacing"/>
+        <w:rPr>
+          <w:rFonts w:ascii="Consolas" w:hAnsi="Consolas"/>
+          <w:sz w:val="19"/>
+        </w:rPr>
+      </w:pPr>
+      <w:r>
+        <w:rPr>
+          <w:rFonts w:ascii="Consolas" w:hAnsi="Consolas"/>
+          <w:sz w:val="19"/>
+        </w:rPr>
         <w:t>User: Can you look up the current balance for customer ID CUST-778?</w:t>
       </w:r>
     </w:p>
-    <w:p/>
-    <w:p>
-      <w:r>
+    <w:p>
+      <w:pPr>
+        <w:pStyle w:val="NoSpacing"/>
+        <w:rPr>
+          <w:rFonts w:ascii="Consolas" w:hAnsi="Consolas"/>
+          <w:sz w:val="19"/>
+        </w:rPr>
+      </w:pPr>
+    </w:p>
+    <w:p>
+      <w:pPr>
+        <w:pStyle w:val="NoSpacing"/>
+        <w:rPr>
+          <w:rFonts w:ascii="Consolas" w:hAnsi="Consolas"/>
+          <w:sz w:val="19"/>
+        </w:rPr>
+      </w:pPr>
+      <w:r>
+        <w:rPr>
+          <w:rFonts w:ascii="Consolas" w:hAnsi="Consolas"/>
+          <w:sz w:val="19"/>
+        </w:rPr>
         <w:t>[PROMPT LOGGER] Intercepted payload headed to Gemini:</w:t>
       </w:r>
     </w:p>
     <w:p>
-      <w:r>
-        <w:t>--------------------------------------------------</w:t>
-      </w:r>
-    </w:p>
-    <w:p>
-      <w:r>
+      <w:pPr>
+        <w:pStyle w:val="NoSpacing"/>
+        <w:rPr>
+          <w:rFonts w:ascii="Consolas" w:hAnsi="Consolas"/>
+          <w:sz w:val="19"/>
+        </w:rPr>
+      </w:pPr>
+      <w:r>
+        <w:rPr>
+          <w:rFonts w:ascii="Consolas" w:hAnsi="Consolas"/>
+          <w:sz w:val="19"/>
+        </w:rPr>
         <w:t>Can you look up the current balance for customer ID CUST-778?</w:t>
       </w:r>
     </w:p>
     <w:p>
-      <w:r>
-        <w:t>--------------------------------------------------</w:t>
-      </w:r>
-    </w:p>
-    <w:p/>
-    <w:p>
-      <w:r>
-        <w:t xml:space="preserve">[AUDIT] </w:t>
-      </w:r>
-      <w:r>
-        <w:rPr>
-          <w:rFonts w:ascii="Segoe UI Emoji" w:hAnsi="Segoe UI Emoji" w:cs="Segoe UI Emoji"/>
-        </w:rPr>
-        <w:t>🟢</w:t>
-      </w:r>
-      <w:r>
-        <w:t xml:space="preserve"> AI requested tool execution: Database-GetCustomerBalance</w:t>
-      </w:r>
-    </w:p>
-    <w:p>
-      <w:r>
-        <w:t xml:space="preserve">[AUDIT] </w:t>
-      </w:r>
-      <w:r>
-        <w:rPr>
-          <w:rFonts w:ascii="Segoe UI Emoji" w:hAnsi="Segoe UI Emoji" w:cs="Segoe UI Emoji"/>
-        </w:rPr>
-        <w:t>🔴</w:t>
-      </w:r>
-      <w:r>
-        <w:t xml:space="preserve"> Finished GetCustomerBalance. Duration: 412ms</w:t>
-      </w:r>
-    </w:p>
-    <w:p>
-      <w:r>
-        <w:t xml:space="preserve">[AUDIT] </w:t>
-      </w:r>
-      <w:r>
-        <w:rPr>
-          <w:rFonts w:ascii="Segoe UI Emoji" w:hAnsi="Segoe UI Emoji" w:cs="Segoe UI Emoji"/>
-        </w:rPr>
-        <w:t>📄</w:t>
-      </w:r>
-      <w:r>
-        <w:t xml:space="preserve"> Tool returned: Customer CUST-778 has an active balance of $5,240.00.</w:t>
-      </w:r>
-    </w:p>
-    <w:p/>
-    <w:p>
-      <w:r>
+      <w:pPr>
+        <w:pStyle w:val="NoSpacing"/>
+        <w:rPr>
+          <w:rFonts w:ascii="Consolas" w:hAnsi="Consolas"/>
+          <w:sz w:val="19"/>
+        </w:rPr>
+      </w:pPr>
+    </w:p>
+    <w:p>
+      <w:pPr>
+        <w:pStyle w:val="NoSpacing"/>
+        <w:rPr>
+          <w:rFonts w:ascii="Consolas" w:hAnsi="Consolas"/>
+          <w:sz w:val="19"/>
+        </w:rPr>
+      </w:pPr>
+      <w:r>
+        <w:rPr>
+          <w:rFonts w:ascii="Consolas" w:hAnsi="Consolas"/>
+          <w:sz w:val="19"/>
+        </w:rPr>
+        <w:t>[AUDIT] AI requested tool execution: Database</w:t>
+      </w:r>
+    </w:p>
+    <w:p>
+      <w:pPr>
+        <w:pStyle w:val="NoSpacing"/>
+        <w:rPr>
+          <w:rFonts w:ascii="Consolas" w:hAnsi="Consolas"/>
+          <w:sz w:val="19"/>
+        </w:rPr>
+      </w:pPr>
+      <w:r>
+        <w:rPr>
+          <w:rFonts w:ascii="Consolas" w:hAnsi="Consolas"/>
+          <w:sz w:val="19"/>
+        </w:rPr>
+        <w:t>[DATABASE PLUGIN]: $5,240</w:t>
+      </w:r>
+    </w:p>
+    <w:p>
+      <w:pPr>
+        <w:pStyle w:val="NoSpacing"/>
+        <w:rPr>
+          <w:rFonts w:ascii="Consolas" w:hAnsi="Consolas"/>
+          <w:sz w:val="19"/>
+        </w:rPr>
+      </w:pPr>
+      <w:r>
+        <w:rPr>
+          <w:rFonts w:ascii="Consolas" w:hAnsi="Consolas"/>
+          <w:sz w:val="19"/>
+        </w:rPr>
+        <w:t>[AUDIT] Finished GetCustomerBalance, Duration: 406ms</w:t>
+      </w:r>
+    </w:p>
+    <w:p>
+      <w:pPr>
+        <w:pStyle w:val="NoSpacing"/>
+        <w:rPr>
+          <w:rFonts w:ascii="Consolas" w:hAnsi="Consolas"/>
+          <w:sz w:val="19"/>
+        </w:rPr>
+      </w:pPr>
+      <w:r>
+        <w:rPr>
+          <w:rFonts w:ascii="Consolas" w:hAnsi="Consolas"/>
+          <w:sz w:val="19"/>
+        </w:rPr>
+        <w:t>[AUDIT] Tool returned: $5,240</w:t>
+      </w:r>
+    </w:p>
+    <w:p>
+      <w:pPr>
+        <w:pStyle w:val="NoSpacing"/>
+        <w:rPr>
+          <w:rFonts w:ascii="Consolas" w:hAnsi="Consolas"/>
+          <w:sz w:val="19"/>
+        </w:rPr>
+      </w:pPr>
+    </w:p>
+    <w:p>
+      <w:pPr>
+        <w:pStyle w:val="NoSpacing"/>
+        <w:rPr>
+          <w:rFonts w:ascii="Consolas" w:hAnsi="Consolas"/>
+          <w:sz w:val="19"/>
+        </w:rPr>
+      </w:pPr>
+      <w:r>
+        <w:rPr>
+          <w:rFonts w:ascii="Consolas" w:hAnsi="Consolas"/>
+          <w:sz w:val="19"/>
+        </w:rPr>
         <w:t>[PROMPT LOGGER] Intercepted payload headed to Gemini:</w:t>
       </w:r>
     </w:p>
     <w:p>
-      <w:r>
-        <w:t>--------------------------------------------------</w:t>
-      </w:r>
-    </w:p>
-    <w:p>
-      <w:r>
+      <w:pPr>
+        <w:pStyle w:val="NoSpacing"/>
+        <w:rPr>
+          <w:rFonts w:ascii="Consolas" w:hAnsi="Consolas"/>
+          <w:sz w:val="19"/>
+        </w:rPr>
+      </w:pPr>
+      <w:r>
+        <w:rPr>
+          <w:rFonts w:ascii="Consolas" w:hAnsi="Consolas"/>
+          <w:sz w:val="19"/>
+        </w:rPr>
         <w:t>Can you look up the current balance for customer ID CUST-778?</w:t>
       </w:r>
     </w:p>
     <w:p>
-      <w:r>
-        <w:t>--------------------------------------------------</w:t>
-      </w:r>
-    </w:p>
-    <w:p/>
-    <w:p>
-      <w:r>
-        <w:t>[AI FINAL RESPONSE]: Customer CUST-778 currently has an active balance of $5,240.00.</w:t>
-      </w:r>
-    </w:p>
-    <w:p>
-      <w:r>
-        <w:rPr>
-          <w:i/>
-          <w:iCs/>
-        </w:rPr>
-        <w:t>(Note: You will see the Prompt Logger fire twice! Once for the initial request, and once when Semantic Kernel automatically feeds the tool result back to Gemini to formulate the final English response).</w:t>
-      </w:r>
-    </w:p>
-    <w:p/>
+      <w:pPr>
+        <w:pStyle w:val="NoSpacing"/>
+        <w:rPr>
+          <w:rFonts w:ascii="Consolas" w:hAnsi="Consolas"/>
+          <w:sz w:val="19"/>
+        </w:rPr>
+      </w:pPr>
+    </w:p>
+    <w:p>
+      <w:pPr>
+        <w:pStyle w:val="NoSpacing"/>
+        <w:rPr>
+          <w:rFonts w:ascii="Consolas" w:hAnsi="Consolas"/>
+          <w:sz w:val="19"/>
+        </w:rPr>
+      </w:pPr>
+      <w:r>
+        <w:rPr>
+          <w:rFonts w:ascii="Consolas" w:hAnsi="Consolas"/>
+          <w:sz w:val="19"/>
+        </w:rPr>
+        <w:t>[AI FINAL RESPONSE]: The current balance for customer ID CUST-778 is $5,240.</w:t>
+      </w:r>
+    </w:p>
     <w:sectPr>
       <w:pgSz w:w="12240" w:h="15840"/>
       <w:pgMar w:top="1440" w:right="1440" w:bottom="1440" w:left="1440" w:header="720" w:footer="720" w:gutter="0"/>
@@ -1198,8 +2800,25 @@
 </file>
 
 <file path=word/numbering.xml><?xml version="1.0" encoding="utf-8"?>
-<w:numbering xmlns:wpc="http://schemas.microsoft.com/office/word/2010/wordprocessingCanvas" xmlns:cx="http://schemas.microsoft.com/office/drawing/2014/chartex" xmlns:cx1="http://schemas.microsoft.com/office/drawing/2015/9/8/chartex" xmlns:cx2="http://schemas.microsoft.com/office/drawing/2015/10/21/chartex" xmlns:cx3="http://schemas.microsoft.com/office/drawing/2016/5/9/chartex" xmlns:cx4="http://schemas.microsoft.com/office/drawing/2016/5/10/chartex" xmlns:cx5="http://schemas.microsoft.com/office/drawing/2016/5/11/chartex" xmlns:cx6="http://schemas.microsoft.com/office/drawing/2016/5/12/chartex" xmlns:cx7="http://schemas.microsoft.com/office/drawing/2016/5/13/chartex" xmlns:cx8="http://schemas.microsoft.com/office/drawing/2016/5/14/chartex" xmlns:mc="http://schemas.openxmlformats.org/markup-compatibility/2006" xmlns:aink="http://schemas.microsoft.com/office/drawing/2016/ink" xmlns:am3d="http://schemas.microsoft.com/office/drawing/2017/model3d" xmlns:o="urn:schemas-microsoft-com:office:office" xmlns:oel="http://schemas.microsoft.com/office/2019/extlst" xmlns:r="http://schemas.openxmlformats.org/officeDocument/2006/relationships" xmlns:m="http://schemas.openxmlformats.org/officeDocument/2006/math" xmlns:v="urn:schemas-microsoft-com:vml" xmlns:wp14="http://schemas.microsoft.com/office/word/2010/wordprocessingDrawing" xmlns:wp="http://schemas.openxmlformats.org/drawingml/2006/wordprocessingDrawing" xmlns:w10="urn:schemas-microsoft-com:office:word" xmlns:w="http://schemas.openxmlformats.org/wordprocessingml/2006/main" xmlns:w14="http://schemas.microsoft.com/office/word/2010/wordml" xmlns:w15="http://schemas.microsoft.com/office/word/2012/wordml" xmlns:w16cex="http://schemas.microsoft.com/office/word/2018/wordml/cex" xmlns:w16cid="http://schemas.microsoft.com/office/word/2016/wordml/cid" xmlns:w16="http://schemas.microsoft.com/office/word/2018/wordml" xmlns:w16du="http://schemas.microsoft.com/office/word/2023/wordml/word16du" xmlns:w16sdtdh="http://schemas.microsoft.com/office/word/2020/wordml/sdtdatahash" xmlns:w16sdtfl="http://schemas.microsoft.com/office/word/2024/wordml/sdtformatlock" xmlns:w16se="http://schemas.microsoft.com/office/word/2015/wordml/symex" xmlns:wpg="http://schemas.microsoft.com/office/word/2010/wordprocessingGroup" xmlns:wpi="http://schemas.microsoft.com/office/word/2010/wordprocessingInk" xmlns:wne="http://schemas.microsoft.com/office/word/2006/wordml" xmlns:wps="http://schemas.microsoft.com/office/word/2010/wordprocessingShape" mc:Ignorable="w14 w15 w16se w16cid w16 w16cex w16sdtdh w16sdtfl w16du wp14">
+<w:numbering xmlns:wpc="http://schemas.microsoft.com/office/word/2010/wordprocessingCanvas" xmlns:cx="http://schemas.microsoft.com/office/drawing/2014/chartex" xmlns:cx1="http://schemas.microsoft.com/office/drawing/2015/9/8/chartex" xmlns:cx2="http://schemas.microsoft.com/office/drawing/2015/10/21/chartex" xmlns:cx3="http://schemas.microsoft.com/office/drawing/2016/5/9/chartex" xmlns:cx4="http://schemas.microsoft.com/office/drawing/2016/5/10/chartex" xmlns:cx5="http://schemas.microsoft.com/office/drawing/2016/5/11/chartex" xmlns:cx6="http://schemas.microsoft.com/office/drawing/2016/5/12/chartex" xmlns:cx7="http://schemas.microsoft.com/office/drawing/2016/5/13/chartex" xmlns:cx8="http://schemas.microsoft.com/office/drawing/2016/5/14/chartex" xmlns:mc="http://schemas.openxmlformats.org/markup-compatibility/2006" xmlns:aink="http://schemas.microsoft.com/office/drawing/2016/ink" xmlns:am3d="http://schemas.microsoft.com/office/drawing/2017/model3d" xmlns:o="urn:schemas-microsoft-com:office:office" xmlns:oel="http://schemas.microsoft.com/office/2019/extlst" xmlns:r="http://schemas.openxmlformats.org/officeDocument/2006/relationships" xmlns:m="http://schemas.openxmlformats.org/officeDocument/2006/math" xmlns:v="urn:schemas-microsoft-com:vml" xmlns:wp14="http://schemas.microsoft.com/office/word/2010/wordprocessingDrawing" xmlns:wp="http://schemas.openxmlformats.org/drawingml/2006/wordprocessingDrawing" xmlns:w10="urn:schemas-microsoft-com:office:word" xmlns:w="http://schemas.openxmlformats.org/wordprocessingml/2006/main" xmlns:w14="http://schemas.microsoft.com/office/word/2010/wordml" xmlns:w15="http://schemas.microsoft.com/office/word/2012/wordml" xmlns:w16cei="http://schemas.microsoft.com/office/word/2026/wordml/cei" xmlns:w16cex="http://schemas.microsoft.com/office/word/2018/wordml/cex" xmlns:w16cid="http://schemas.microsoft.com/office/word/2016/wordml/cid" xmlns:w16="http://schemas.microsoft.com/office/word/2018/wordml" xmlns:w16du="http://schemas.microsoft.com/office/word/2023/wordml/word16du" xmlns:w16sdtdh="http://schemas.microsoft.com/office/word/2020/wordml/sdtdatahash" xmlns:w16sdtfl="http://schemas.microsoft.com/office/word/2024/wordml/sdtformatlock" xmlns:w16se="http://schemas.microsoft.com/office/word/2015/wordml/symex" xmlns:wpg="http://schemas.microsoft.com/office/word/2010/wordprocessingGroup" xmlns:wpi="http://schemas.microsoft.com/office/word/2010/wordprocessingInk" xmlns:wne="http://schemas.microsoft.com/office/word/2006/wordml" xmlns:wps="http://schemas.microsoft.com/office/word/2010/wordprocessingShape" mc:Ignorable="w14 w15 w16se w16cid w16 w16cex w16sdtdh w16sdtfl w16du wp14">
   <w:abstractNum w:abstractNumId="0" w15:restartNumberingAfterBreak="0">
+    <w:nsid w:val="12CD043C"/>
+    <w:multiLevelType w:val="singleLevel"/>
+    <w:tmpl w:val="04090001"/>
+    <w:lvl w:ilvl="0">
+      <w:start w:val="1"/>
+      <w:numFmt w:val="bullet"/>
+      <w:lvlText w:val=""/>
+      <w:lvlJc w:val="left"/>
+      <w:pPr>
+        <w:ind w:left="720" w:hanging="360"/>
+      </w:pPr>
+      <w:rPr>
+        <w:rFonts w:ascii="Symbol" w:hAnsi="Symbol" w:hint="default"/>
+      </w:rPr>
+    </w:lvl>
+  </w:abstractNum>
+  <w:abstractNum w:abstractNumId="1" w15:restartNumberingAfterBreak="0">
     <w:nsid w:val="23814290"/>
     <w:multiLevelType w:val="multilevel"/>
     <w:tmpl w:val="C62E4F74"/>
@@ -1312,7 +2931,24 @@
       </w:pPr>
     </w:lvl>
   </w:abstractNum>
-  <w:abstractNum w:abstractNumId="1" w15:restartNumberingAfterBreak="0">
+  <w:abstractNum w:abstractNumId="2" w15:restartNumberingAfterBreak="0">
+    <w:nsid w:val="2A4A1500"/>
+    <w:multiLevelType w:val="singleLevel"/>
+    <w:tmpl w:val="04090001"/>
+    <w:lvl w:ilvl="0">
+      <w:start w:val="1"/>
+      <w:numFmt w:val="bullet"/>
+      <w:lvlText w:val=""/>
+      <w:lvlJc w:val="left"/>
+      <w:pPr>
+        <w:ind w:left="720" w:hanging="360"/>
+      </w:pPr>
+      <w:rPr>
+        <w:rFonts w:ascii="Symbol" w:hAnsi="Symbol" w:hint="default"/>
+      </w:rPr>
+    </w:lvl>
+  </w:abstractNum>
+  <w:abstractNum w:abstractNumId="3" w15:restartNumberingAfterBreak="0">
     <w:nsid w:val="35900291"/>
     <w:multiLevelType w:val="multilevel"/>
     <w:tmpl w:val="3E9EAE6E"/>
@@ -1425,7 +3061,7 @@
       </w:pPr>
     </w:lvl>
   </w:abstractNum>
-  <w:abstractNum w:abstractNumId="2" w15:restartNumberingAfterBreak="0">
+  <w:abstractNum w:abstractNumId="4" w15:restartNumberingAfterBreak="0">
     <w:nsid w:val="57023C16"/>
     <w:multiLevelType w:val="multilevel"/>
     <w:tmpl w:val="9AE0FA86"/>
@@ -1574,14 +3210,40 @@
       </w:rPr>
     </w:lvl>
   </w:abstractNum>
+  <w:abstractNum w:abstractNumId="5" w15:restartNumberingAfterBreak="0">
+    <w:nsid w:val="68D90F03"/>
+    <w:multiLevelType w:val="singleLevel"/>
+    <w:tmpl w:val="04090001"/>
+    <w:lvl w:ilvl="0">
+      <w:start w:val="1"/>
+      <w:numFmt w:val="bullet"/>
+      <w:lvlText w:val=""/>
+      <w:lvlJc w:val="left"/>
+      <w:pPr>
+        <w:ind w:left="720" w:hanging="360"/>
+      </w:pPr>
+      <w:rPr>
+        <w:rFonts w:ascii="Symbol" w:hAnsi="Symbol" w:hint="default"/>
+      </w:rPr>
+    </w:lvl>
+  </w:abstractNum>
   <w:num w:numId="1" w16cid:durableId="646667799">
+    <w:abstractNumId w:val="3"/>
+  </w:num>
+  <w:num w:numId="2" w16cid:durableId="1350987697">
+    <w:abstractNumId w:val="4"/>
+  </w:num>
+  <w:num w:numId="3" w16cid:durableId="882133301">
     <w:abstractNumId w:val="1"/>
   </w:num>
-  <w:num w:numId="2" w16cid:durableId="1350987697">
+  <w:num w:numId="4" w16cid:durableId="1416366848">
     <w:abstractNumId w:val="2"/>
   </w:num>
-  <w:num w:numId="3" w16cid:durableId="882133301">
+  <w:num w:numId="5" w16cid:durableId="1854101813">
     <w:abstractNumId w:val="0"/>
+  </w:num>
+  <w:num w:numId="6" w16cid:durableId="1435125917">
+    <w:abstractNumId w:val="5"/>
   </w:num>
 </w:numbering>
 </file>
@@ -2014,7 +3676,6 @@
     <w:next w:val="Normal"/>
     <w:link w:val="Heading2Char"/>
     <w:uiPriority w:val="9"/>
-    <w:semiHidden/>
     <w:unhideWhenUsed/>
     <w:qFormat/>
     <w:rsid w:val="00D6710C"/>
@@ -2189,6 +3850,7 @@
   <w:style w:type="character" w:default="1" w:styleId="DefaultParagraphFont">
     <w:name w:val="Default Paragraph Font"/>
     <w:uiPriority w:val="1"/>
+    <w:semiHidden/>
     <w:unhideWhenUsed/>
   </w:style>
   <w:style w:type="table" w:default="1" w:styleId="TableNormal">
@@ -2230,7 +3892,6 @@
     <w:basedOn w:val="DefaultParagraphFont"/>
     <w:link w:val="Heading2"/>
     <w:uiPriority w:val="9"/>
-    <w:semiHidden/>
     <w:rsid w:val="00D6710C"/>
     <w:rPr>
       <w:rFonts w:asciiTheme="majorHAnsi" w:eastAsiaTheme="majorEastAsia" w:hAnsiTheme="majorHAnsi" w:cstheme="majorBidi"/>
@@ -2501,6 +4162,15 @@
       <w:color w:val="0F4761" w:themeColor="accent1" w:themeShade="BF"/>
       <w:spacing w:val="5"/>
     </w:rPr>
+  </w:style>
+  <w:style w:type="paragraph" w:styleId="NoSpacing">
+    <w:name w:val="No Spacing"/>
+    <w:uiPriority w:val="1"/>
+    <w:qFormat/>
+    <w:rsid w:val="000C19C9"/>
+    <w:pPr>
+      <w:spacing w:after="0" w:line="240" w:lineRule="auto"/>
+    </w:pPr>
   </w:style>
 </w:styles>
 </file>
